--- a/klagomål/A 61178-2025 FSC-klagomål.docx
+++ b/klagomål/A 61178-2025 FSC-klagomål.docx
@@ -752,7 +752,7 @@
     <w:r>
       <w:tab/>
       <w:tab/>
-      <w:t>2025-12-19</w:t>
+      <w:t>2025-12-20</w:t>
       <w:br/>
       <w:br/>
     </w:r>

--- a/klagomål/A 61178-2025 FSC-klagomål.docx
+++ b/klagomål/A 61178-2025 FSC-klagomål.docx
@@ -752,7 +752,7 @@
     <w:r>
       <w:tab/>
       <w:tab/>
-      <w:t>2025-12-20</w:t>
+      <w:t>2025-12-21</w:t>
       <w:br/>
       <w:br/>
     </w:r>

--- a/klagomål/A 61178-2025 FSC-klagomål.docx
+++ b/klagomål/A 61178-2025 FSC-klagomål.docx
@@ -752,7 +752,7 @@
     <w:r>
       <w:tab/>
       <w:tab/>
-      <w:t>2025-12-21</w:t>
+      <w:t>2025-12-22</w:t>
       <w:br/>
       <w:br/>
     </w:r>

--- a/klagomål/A 61178-2025 FSC-klagomål.docx
+++ b/klagomål/A 61178-2025 FSC-klagomål.docx
@@ -752,7 +752,7 @@
     <w:r>
       <w:tab/>
       <w:tab/>
-      <w:t>2025-12-22</w:t>
+      <w:t>2025-12-26</w:t>
       <w:br/>
       <w:br/>
     </w:r>

--- a/klagomål/A 61178-2025 FSC-klagomål.docx
+++ b/klagomål/A 61178-2025 FSC-klagomål.docx
@@ -752,7 +752,7 @@
     <w:r>
       <w:tab/>
       <w:tab/>
-      <w:t>2026-01-03</w:t>
+      <w:t>2026-01-04</w:t>
       <w:br/>
       <w:br/>
     </w:r>

--- a/klagomål/A 61178-2025 FSC-klagomål.docx
+++ b/klagomål/A 61178-2025 FSC-klagomål.docx
@@ -752,7 +752,7 @@
     <w:r>
       <w:tab/>
       <w:tab/>
-      <w:t>2026-01-07</w:t>
+      <w:t>2026-01-08</w:t>
       <w:br/>
       <w:br/>
     </w:r>

--- a/klagomål/A 61178-2025 FSC-klagomål.docx
+++ b/klagomål/A 61178-2025 FSC-klagomål.docx
@@ -752,7 +752,7 @@
     <w:r>
       <w:tab/>
       <w:tab/>
-      <w:t>2026-01-08</w:t>
+      <w:t>2026-01-09</w:t>
       <w:br/>
       <w:br/>
     </w:r>

--- a/klagomål/A 61178-2025 FSC-klagomål.docx
+++ b/klagomål/A 61178-2025 FSC-klagomål.docx
@@ -752,7 +752,7 @@
     <w:r>
       <w:tab/>
       <w:tab/>
-      <w:t>2026-01-09</w:t>
+      <w:t>2026-01-10</w:t>
       <w:br/>
       <w:br/>
     </w:r>

--- a/klagomål/A 61178-2025 FSC-klagomål.docx
+++ b/klagomål/A 61178-2025 FSC-klagomål.docx
@@ -752,7 +752,7 @@
     <w:r>
       <w:tab/>
       <w:tab/>
-      <w:t>2026-01-10</w:t>
+      <w:t>2026-01-11</w:t>
       <w:br/>
       <w:br/>
     </w:r>

--- a/klagomål/A 61178-2025 FSC-klagomål.docx
+++ b/klagomål/A 61178-2025 FSC-klagomål.docx
@@ -752,7 +752,7 @@
     <w:r>
       <w:tab/>
       <w:tab/>
-      <w:t>2026-01-11</w:t>
+      <w:t>2026-01-12</w:t>
       <w:br/>
       <w:br/>
     </w:r>

--- a/klagomål/A 61178-2025 FSC-klagomål.docx
+++ b/klagomål/A 61178-2025 FSC-klagomål.docx
@@ -752,7 +752,7 @@
     <w:r>
       <w:tab/>
       <w:tab/>
-      <w:t>2026-01-12</w:t>
+      <w:t>2026-01-13</w:t>
       <w:br/>
       <w:br/>
     </w:r>

--- a/klagomål/A 61178-2025 FSC-klagomål.docx
+++ b/klagomål/A 61178-2025 FSC-klagomål.docx
@@ -752,7 +752,7 @@
     <w:r>
       <w:tab/>
       <w:tab/>
-      <w:t>2026-01-13</w:t>
+      <w:t>2026-01-14</w:t>
       <w:br/>
       <w:br/>
     </w:r>

--- a/klagomål/A 61178-2025 FSC-klagomål.docx
+++ b/klagomål/A 61178-2025 FSC-klagomål.docx
@@ -752,7 +752,7 @@
     <w:r>
       <w:tab/>
       <w:tab/>
-      <w:t>2026-01-14</w:t>
+      <w:t>2026-01-15</w:t>
       <w:br/>
       <w:br/>
     </w:r>

--- a/klagomål/A 61178-2025 FSC-klagomål.docx
+++ b/klagomål/A 61178-2025 FSC-klagomål.docx
@@ -752,7 +752,7 @@
     <w:r>
       <w:tab/>
       <w:tab/>
-      <w:t>2026-01-15</w:t>
+      <w:t>2026-01-16</w:t>
       <w:br/>
       <w:br/>
     </w:r>

--- a/klagomål/A 61178-2025 FSC-klagomål.docx
+++ b/klagomål/A 61178-2025 FSC-klagomål.docx
@@ -752,7 +752,7 @@
     <w:r>
       <w:tab/>
       <w:tab/>
-      <w:t>2026-01-16</w:t>
+      <w:t>2026-01-17</w:t>
       <w:br/>
       <w:br/>
     </w:r>

--- a/klagomål/A 61178-2025 FSC-klagomål.docx
+++ b/klagomål/A 61178-2025 FSC-klagomål.docx
@@ -752,7 +752,7 @@
     <w:r>
       <w:tab/>
       <w:tab/>
-      <w:t>2026-01-17</w:t>
+      <w:t>2026-01-18</w:t>
       <w:br/>
       <w:br/>
     </w:r>

--- a/klagomål/A 61178-2025 FSC-klagomål.docx
+++ b/klagomål/A 61178-2025 FSC-klagomål.docx
@@ -752,7 +752,7 @@
     <w:r>
       <w:tab/>
       <w:tab/>
-      <w:t>2026-01-18</w:t>
+      <w:t>2026-01-19</w:t>
       <w:br/>
       <w:br/>
     </w:r>

--- a/klagomål/A 61178-2025 FSC-klagomål.docx
+++ b/klagomål/A 61178-2025 FSC-klagomål.docx
@@ -752,7 +752,7 @@
     <w:r>
       <w:tab/>
       <w:tab/>
-      <w:t>2026-01-19</w:t>
+      <w:t>2026-01-20</w:t>
       <w:br/>
       <w:br/>
     </w:r>

--- a/klagomål/A 61178-2025 FSC-klagomål.docx
+++ b/klagomål/A 61178-2025 FSC-klagomål.docx
@@ -752,7 +752,7 @@
     <w:r>
       <w:tab/>
       <w:tab/>
-      <w:t>2026-01-20</w:t>
+      <w:t>2026-01-21</w:t>
       <w:br/>
       <w:br/>
     </w:r>

--- a/klagomål/A 61178-2025 FSC-klagomål.docx
+++ b/klagomål/A 61178-2025 FSC-klagomål.docx
@@ -752,7 +752,7 @@
     <w:r>
       <w:tab/>
       <w:tab/>
-      <w:t>2026-01-21</w:t>
+      <w:t>2026-01-23</w:t>
       <w:br/>
       <w:br/>
     </w:r>

--- a/klagomål/A 61178-2025 FSC-klagomål.docx
+++ b/klagomål/A 61178-2025 FSC-klagomål.docx
@@ -752,7 +752,7 @@
     <w:r>
       <w:tab/>
       <w:tab/>
-      <w:t>2026-01-23</w:t>
+      <w:t>2026-01-24</w:t>
       <w:br/>
       <w:br/>
     </w:r>

--- a/klagomål/A 61178-2025 FSC-klagomål.docx
+++ b/klagomål/A 61178-2025 FSC-klagomål.docx
@@ -752,7 +752,7 @@
     <w:r>
       <w:tab/>
       <w:tab/>
-      <w:t>2026-01-24</w:t>
+      <w:t>2026-01-25</w:t>
       <w:br/>
       <w:br/>
     </w:r>

--- a/klagomål/A 61178-2025 FSC-klagomål.docx
+++ b/klagomål/A 61178-2025 FSC-klagomål.docx
@@ -752,7 +752,7 @@
     <w:r>
       <w:tab/>
       <w:tab/>
-      <w:t>2026-01-25</w:t>
+      <w:t>2026-01-26</w:t>
       <w:br/>
       <w:br/>
     </w:r>

--- a/klagomål/A 61178-2025 FSC-klagomål.docx
+++ b/klagomål/A 61178-2025 FSC-klagomål.docx
@@ -752,7 +752,7 @@
     <w:r>
       <w:tab/>
       <w:tab/>
-      <w:t>2026-01-26</w:t>
+      <w:t>2026-01-27</w:t>
       <w:br/>
       <w:br/>
     </w:r>

--- a/klagomål/A 61178-2025 FSC-klagomål.docx
+++ b/klagomål/A 61178-2025 FSC-klagomål.docx
@@ -752,7 +752,7 @@
     <w:r>
       <w:tab/>
       <w:tab/>
-      <w:t>2026-01-27</w:t>
+      <w:t>2026-01-28</w:t>
       <w:br/>
       <w:br/>
     </w:r>

--- a/klagomål/A 61178-2025 FSC-klagomål.docx
+++ b/klagomål/A 61178-2025 FSC-klagomål.docx
@@ -112,7 +112,7 @@
         <w:pStyle w:val="ListBullet"/>
       </w:pPr>
       <w:r>
-        <w:t>Om ett ombud (tex Norra skog eller Mellanskog) avverkningsanmäler en skog med naturvärden motsvarande nyckelbiotops kvalité men markägaren inte är FSC certifierad, bör du skicka in ett FSC kontrollerat virke klagomål. Då ska klagomålet skickas till ombudsföretaget.</w:t>
+        <w:t>Om ett ombud (tex Norra skog eller Mellanskog) avverkningsanmäler en skog med naturvärden motsvarande nyckelbiotops kvalitet men markägaren inte är FSC certifierad, bör du skicka in ett FSC kontrollerat virke klagomål. Då ska klagomålet skickas till ombudsföretaget.</w:t>
       </w:r>
     </w:p>
     <w:p>
@@ -265,7 +265,16 @@
         <w:t xml:space="preserve">Blå taggsvamp (NT) </w:t>
       </w:r>
       <w:r>
-        <w:t>är en karaktärsart i såväl örtrika kalkbarrskogar som i torra sandtallskogar där det föreligger gammal skog med långvarig trädkontinuitet. Är sällsynt och mycket kravfull i södra och mellersta Sverige. Den hotas främst av skogsavverkning och tycks försvinna efter slutavverkning, markberedning och plantering. I kalkgranskogar verkar arten vara mycket känslig. Granskogar med arten bör formellt skydddas (SLU Artdatabanken, 2024; Nitare &amp; Skogsstyrelsen, 2019).</w:t>
+        <w:t xml:space="preserve">är en karaktärsart i såväl örtrika kalkbarrskogar som i torra sandtallskogar där det föreligger gammal skog med långvarig trädkontinuitet. Är sällsynt och mycket kravfull i södra och mellersta Sverige. Den hotas främst av skogsavverkning och tycks försvinna efter slutavverkning, markberedning och plantering. I kalkgranskogar verkar arten vara mycket känslig. Granskogar med arten bör formellt skydddas. Blå taggsvamp (NT) är typisk art för </w:t>
+      </w:r>
+      <w:r>
+        <w:rPr>
+          <w:i/>
+        </w:rPr>
+        <w:t>9010 Taiga</w:t>
+      </w:r>
+      <w:r>
+        <w:t xml:space="preserve"> (SLU Artdatabanken, 2024; Nitare &amp; Skogsstyrelsen, 2019).</w:t>
       </w:r>
     </w:p>
     <w:p>
@@ -276,7 +285,16 @@
         <w:t>Dvärgbägarlav (NT)</w:t>
       </w:r>
       <w:r>
-        <w:t xml:space="preserve"> förekommer över hela Sverige på gammal hård ved, huvudsakligen på tall men i södra Sverige även på ek. Veden utgörs framförallt av grova stubbar, lågor och grenar. Substratet har blivit sällsyntare och nybildning av substrat sker bara i begränsad omfattning. Arten hotas av att grova lågor blir allt sällsyntare i dagens kulturskogar samt att nybildningen av lämpliga substrat går mycket långsamt. En riklig tillgång på gamla tall- eller eklågor måste säkerställas på artens lokaler (SLU Artdatabanken, 2024; Nitare &amp; Skogsstyrelsen, 2019).</w:t>
+        <w:t xml:space="preserve"> förekommer över hela Sverige på gammal hård ved, huvudsakligen på tall men i södra Sverige även på ek. Veden utgörs framförallt av grova stubbar, lågor och grenar. Substratet har blivit sällsyntare och nybildning av substrat sker bara i begränsad omfattning. Arten hotas av att grova lågor blir allt sällsyntare i dagens kulturskogar samt att nybildningen av lämpliga substrat går mycket långsamt. En riklig tillgång på gamla tall- eller eklågor måste säkerställas på artens lokaler. Dvärgbägarlav är typisk art för </w:t>
+      </w:r>
+      <w:r>
+        <w:rPr>
+          <w:i/>
+        </w:rPr>
+        <w:t>9010 Taiga</w:t>
+      </w:r>
+      <w:r>
+        <w:t xml:space="preserve"> (SLU Artdatabanken, 2024; Nitare &amp; Skogsstyrelsen, 2019).</w:t>
       </w:r>
     </w:p>
     <w:p>
@@ -287,7 +305,16 @@
         <w:t>Gammelgransskål (NT)</w:t>
       </w:r>
       <w:r>
-        <w:t xml:space="preserve"> är en liten skålsvamp som växer på gamla granar med skrovlig bark. Typiska växtplatser är gransumpskog i myrkanter, bäckdråg, bäckraviner och skuggiga bergssluttningar, men också skog på torrare mark kan hysa arten om beståndet har stark naturskogskaraktär. Bestånd med arten bör behandlas som nyckelbiotoper och sparas vid en slutavverkning. Även gallring bör undvikas (SLU Artdatabanken, 2024; Nitare &amp; Skogsstyrelsen, 2019).</w:t>
+        <w:t xml:space="preserve"> är en liten skålsvamp som växer på gamla granar med skrovlig bark. Typiska växtplatser är gransumpskog i myrkanter, bäckdråg, bäckraviner och skuggiga bergssluttningar, men också skog på torrare mark kan hysa arten om beståndet har stark naturskogskaraktär. Bestånd med arten bör behandlas som nyckelbiotoper och sparas vid en slutavverkning. Även gallring bör undvikas. Gammelgransskål är typisk art för </w:t>
+      </w:r>
+      <w:r>
+        <w:rPr>
+          <w:i/>
+        </w:rPr>
+        <w:t>9010 Taiga</w:t>
+      </w:r>
+      <w:r>
+        <w:t xml:space="preserve"> (SLU Artdatabanken, 2024; Nitare &amp; Skogsstyrelsen, 2019).</w:t>
       </w:r>
     </w:p>
     <w:p>
@@ -298,7 +325,16 @@
         <w:t xml:space="preserve">Orange taggsvamp (NT) </w:t>
       </w:r>
       <w:r>
-        <w:t>bildar mykorrhiza med både gran och tall och den förekommer främst i äldre barrskogar med kontinuitetsskogskaraktär. Mest frekvent är den i äldre mossrik granskog, men då bara i skogar inom granens naturliga utbredningsområde och i bestånd med långvarig grankontinuitet. Den totala populationen i landet bedöms ha minskat kraftigt och fortsatt kommer att minska då arten är knuten till en produktiv skogsmiljö som successivt avverkas. Arten hotas främst av skogsavverkning och tycks försvinna efter slutavverkning, markberedning och plantering och det är inte känt att arten har återkommit i anlagd skog på tidigare kalmark (SLU Artdatabanken, 2024).</w:t>
+        <w:t xml:space="preserve">bildar mykorrhiza med både gran och tall och den förekommer främst i äldre barrskogar med kontinuitetsskogskaraktär. Mest frekvent är den i äldre mossrik granskog, men då bara i skogar inom granens naturliga utbredningsområde och i bestånd med långvarig grankontinuitet. Den totala populationen i landet bedöms ha minskat kraftigt och fortsatt kommer att minska då arten är knuten till en produktiv skogsmiljö som successivt avverkas. Arten hotas främst av skogsavverkning och tycks försvinna efter slutavverkning, markberedning och plantering och det är inte känt att arten har återkommit i anlagd skog på tidigare kalmark. Orange taggsvamp är typisk art för </w:t>
+      </w:r>
+      <w:r>
+        <w:rPr>
+          <w:i/>
+        </w:rPr>
+        <w:t>9010 Taiga</w:t>
+      </w:r>
+      <w:r>
+        <w:t xml:space="preserve"> (SLU Artdatabanken, 2024).</w:t>
       </w:r>
     </w:p>
     <w:p>
@@ -320,7 +356,16 @@
         <w:t>Vedskivlav (NT)</w:t>
       </w:r>
       <w:r>
-        <w:t xml:space="preserve"> växer på gammal, torr, exponerad, hård kärnved av framförallt tall i naturskogsartade bestånd. Avverkning av tallskog av naturskogskaraktär med spår av återkommande bränder är ett hot. Mängden lämplig ved att växa på för vedskivlav minskar, dels på grund av naturlig nedbrytning men framförallt på grund av att de förstörs i samband med slutavverkningar, gallringar och markberedning. Tall- och blandbarrskogar av naturskogskaraktär med spår av återkommande bränder bör skyddas (SLU Artdatabanken, 2024).</w:t>
+        <w:t xml:space="preserve"> växer på gammal, torr, exponerad, hård kärnved av framförallt tall i naturskogsartade bestånd. Avverkning av tallskog av naturskogskaraktär med spår av återkommande bränder är ett hot. Mängden lämplig ved att växa på för vedskivlav minskar, dels på grund av naturlig nedbrytning men framförallt på grund av att de förstörs i samband med slutavverkningar, gallringar och markberedning. Tall- och blandbarrskogar av naturskogskaraktär med spår av återkommande bränder bör skyddas. Vedskivlav är typisk art för </w:t>
+      </w:r>
+      <w:r>
+        <w:rPr>
+          <w:i/>
+        </w:rPr>
+        <w:t>9010 Taiga</w:t>
+      </w:r>
+      <w:r>
+        <w:t xml:space="preserve"> (SLU Artdatabanken, 2024).</w:t>
       </w:r>
     </w:p>
     <w:p>
@@ -345,6 +390,35 @@
     <w:p>
       <w:r>
         <w:t>Följande fridlysta arter har sina livsmiljöer och växtplatser i den avverkningsanmälda skogen: plattlummer (S, §9).</w:t>
+      </w:r>
+    </w:p>
+    <w:p>
+      <w:r>
+        <w:rPr>
+          <w:b/>
+        </w:rPr>
+        <w:t>Plattlummer (§9)</w:t>
+      </w:r>
+      <w:r>
+        <w:t xml:space="preserve"> växer främst i ljusöppna sandtallskogar eller annan gles, torr och brandpräglad hedbarrskog. Den är mest frekvent i olika typer av naturskogar och kontinuitetsskogar och missgynnas markant av slutavverkning och maskinell markberedning. Söder ut i landet förekommer de närstående arterna cypresslummer (VU, §8) och mellanlummer (VU, §9), vilka båda omfattas av EU:s art- och habitatdirektiv. Plattlummer är typisk art för </w:t>
+      </w:r>
+      <w:r>
+        <w:rPr>
+          <w:i/>
+        </w:rPr>
+        <w:t xml:space="preserve">9010 Taiga </w:t>
+      </w:r>
+      <w:r>
+        <w:t>och</w:t>
+      </w:r>
+      <w:r>
+        <w:rPr>
+          <w:i/>
+        </w:rPr>
+        <w:t xml:space="preserve"> 2320 Rissandhedar </w:t>
+      </w:r>
+      <w:r>
+        <w:t>(Nitare &amp; Skogsstyrelsen, 2019; SLU Artdatabanken, 2025).</w:t>
       </w:r>
     </w:p>
     <w:p>
@@ -752,7 +826,7 @@
     <w:r>
       <w:tab/>
       <w:tab/>
-      <w:t>2026-01-28</w:t>
+      <w:t>2026-01-29</w:t>
       <w:br/>
       <w:br/>
     </w:r>

--- a/klagomål/A 61178-2025 FSC-klagomål.docx
+++ b/klagomål/A 61178-2025 FSC-klagomål.docx
@@ -826,7 +826,7 @@
     <w:r>
       <w:tab/>
       <w:tab/>
-      <w:t>2026-01-29</w:t>
+      <w:t>2026-01-30</w:t>
       <w:br/>
       <w:br/>
     </w:r>

--- a/klagomål/A 61178-2025 FSC-klagomål.docx
+++ b/klagomål/A 61178-2025 FSC-klagomål.docx
@@ -826,7 +826,7 @@
     <w:r>
       <w:tab/>
       <w:tab/>
-      <w:t>2026-01-30</w:t>
+      <w:t>2026-01-31</w:t>
       <w:br/>
       <w:br/>
     </w:r>

--- a/klagomål/A 61178-2025 FSC-klagomål.docx
+++ b/klagomål/A 61178-2025 FSC-klagomål.docx
@@ -826,7 +826,7 @@
     <w:r>
       <w:tab/>
       <w:tab/>
-      <w:t>2026-01-31</w:t>
+      <w:t>2026-02-01</w:t>
       <w:br/>
       <w:br/>
     </w:r>

--- a/klagomål/A 61178-2025 FSC-klagomål.docx
+++ b/klagomål/A 61178-2025 FSC-klagomål.docx
@@ -826,7 +826,7 @@
     <w:r>
       <w:tab/>
       <w:tab/>
-      <w:t>2026-04-14</w:t>
+      <w:t>2026-04-15</w:t>
       <w:br/>
       <w:br/>
     </w:r>

--- a/klagomål/A 61178-2025 FSC-klagomål.docx
+++ b/klagomål/A 61178-2025 FSC-klagomål.docx
@@ -826,7 +826,7 @@
     <w:r>
       <w:tab/>
       <w:tab/>
-      <w:t>2026-04-15</w:t>
+      <w:t>2026-04-16</w:t>
       <w:br/>
       <w:br/>
     </w:r>

--- a/klagomål/A 61178-2025 FSC-klagomål.docx
+++ b/klagomål/A 61178-2025 FSC-klagomål.docx
@@ -826,7 +826,7 @@
     <w:r>
       <w:tab/>
       <w:tab/>
-      <w:t>2026-04-16</w:t>
+      <w:t>2026-04-17</w:t>
       <w:br/>
       <w:br/>
     </w:r>

--- a/klagomål/A 61178-2025 FSC-klagomål.docx
+++ b/klagomål/A 61178-2025 FSC-klagomål.docx
@@ -826,7 +826,7 @@
     <w:r>
       <w:tab/>
       <w:tab/>
-      <w:t>2026-04-17</w:t>
+      <w:t>2026-04-18</w:t>
       <w:br/>
       <w:br/>
     </w:r>

--- a/klagomål/A 61178-2025 FSC-klagomål.docx
+++ b/klagomål/A 61178-2025 FSC-klagomål.docx
@@ -826,7 +826,7 @@
     <w:r>
       <w:tab/>
       <w:tab/>
-      <w:t>2026-04-18</w:t>
+      <w:t>2026-04-19</w:t>
       <w:br/>
       <w:br/>
     </w:r>

--- a/klagomål/A 61178-2025 FSC-klagomål.docx
+++ b/klagomål/A 61178-2025 FSC-klagomål.docx
@@ -826,7 +826,7 @@
     <w:r>
       <w:tab/>
       <w:tab/>
-      <w:t>2026-04-19</w:t>
+      <w:t>2026-04-20</w:t>
       <w:br/>
       <w:br/>
     </w:r>

--- a/klagomål/A 61178-2025 FSC-klagomål.docx
+++ b/klagomål/A 61178-2025 FSC-klagomål.docx
@@ -826,7 +826,7 @@
     <w:r>
       <w:tab/>
       <w:tab/>
-      <w:t>2026-04-20</w:t>
+      <w:t>2026-04-21</w:t>
       <w:br/>
       <w:br/>
     </w:r>

--- a/klagomål/A 61178-2025 FSC-klagomål.docx
+++ b/klagomål/A 61178-2025 FSC-klagomål.docx
@@ -826,7 +826,7 @@
     <w:r>
       <w:tab/>
       <w:tab/>
-      <w:t>2026-04-21</w:t>
+      <w:t>2026-04-22</w:t>
       <w:br/>
       <w:br/>
     </w:r>

--- a/klagomål/A 61178-2025 FSC-klagomål.docx
+++ b/klagomål/A 61178-2025 FSC-klagomål.docx
@@ -826,7 +826,7 @@
     <w:r>
       <w:tab/>
       <w:tab/>
-      <w:t>2026-04-22</w:t>
+      <w:t>2026-04-23</w:t>
       <w:br/>
       <w:br/>
     </w:r>

--- a/klagomål/A 61178-2025 FSC-klagomål.docx
+++ b/klagomål/A 61178-2025 FSC-klagomål.docx
@@ -826,7 +826,7 @@
     <w:r>
       <w:tab/>
       <w:tab/>
-      <w:t>2026-04-23</w:t>
+      <w:t>2026-04-24</w:t>
       <w:br/>
       <w:br/>
     </w:r>

--- a/klagomål/A 61178-2025 FSC-klagomål.docx
+++ b/klagomål/A 61178-2025 FSC-klagomål.docx
@@ -826,7 +826,7 @@
     <w:r>
       <w:tab/>
       <w:tab/>
-      <w:t>2026-04-24</w:t>
+      <w:t>2026-04-25</w:t>
       <w:br/>
       <w:br/>
     </w:r>

--- a/klagomål/A 61178-2025 FSC-klagomål.docx
+++ b/klagomål/A 61178-2025 FSC-klagomål.docx
@@ -826,7 +826,7 @@
     <w:r>
       <w:tab/>
       <w:tab/>
-      <w:t>2026-04-25</w:t>
+      <w:t>2026-04-26</w:t>
       <w:br/>
       <w:br/>
     </w:r>

--- a/klagomål/A 61178-2025 FSC-klagomål.docx
+++ b/klagomål/A 61178-2025 FSC-klagomål.docx
@@ -826,7 +826,7 @@
     <w:r>
       <w:tab/>
       <w:tab/>
-      <w:t>2026-04-26</w:t>
+      <w:t>2026-04-27</w:t>
       <w:br/>
       <w:br/>
     </w:r>

--- a/klagomål/A 61178-2025 FSC-klagomål.docx
+++ b/klagomål/A 61178-2025 FSC-klagomål.docx
@@ -826,7 +826,7 @@
     <w:r>
       <w:tab/>
       <w:tab/>
-      <w:t>2026-04-27</w:t>
+      <w:t>2026-04-28</w:t>
       <w:br/>
       <w:br/>
     </w:r>

--- a/klagomål/A 61178-2025 FSC-klagomål.docx
+++ b/klagomål/A 61178-2025 FSC-klagomål.docx
@@ -826,7 +826,7 @@
     <w:r>
       <w:tab/>
       <w:tab/>
-      <w:t>2026-04-28</w:t>
+      <w:t>2026-04-29</w:t>
       <w:br/>
       <w:br/>
     </w:r>

--- a/klagomål/A 61178-2025 FSC-klagomål.docx
+++ b/klagomål/A 61178-2025 FSC-klagomål.docx
@@ -826,7 +826,7 @@
     <w:r>
       <w:tab/>
       <w:tab/>
-      <w:t>2026-04-29</w:t>
+      <w:t>2026-04-30</w:t>
       <w:br/>
       <w:br/>
     </w:r>

--- a/klagomål/A 61178-2025 FSC-klagomål.docx
+++ b/klagomål/A 61178-2025 FSC-klagomål.docx
@@ -826,7 +826,7 @@
     <w:r>
       <w:tab/>
       <w:tab/>
-      <w:t>2026-04-30</w:t>
+      <w:t>2026-05-01</w:t>
       <w:br/>
       <w:br/>
     </w:r>

--- a/klagomål/A 61178-2025 FSC-klagomål.docx
+++ b/klagomål/A 61178-2025 FSC-klagomål.docx
@@ -826,7 +826,7 @@
     <w:r>
       <w:tab/>
       <w:tab/>
-      <w:t>2026-05-01</w:t>
+      <w:t>2026-05-02</w:t>
       <w:br/>
       <w:br/>
     </w:r>

--- a/klagomål/A 61178-2025 FSC-klagomål.docx
+++ b/klagomål/A 61178-2025 FSC-klagomål.docx
@@ -826,7 +826,7 @@
     <w:r>
       <w:tab/>
       <w:tab/>
-      <w:t>2026-05-02</w:t>
+      <w:t>2026-05-03</w:t>
       <w:br/>
       <w:br/>
     </w:r>

--- a/klagomål/A 61178-2025 FSC-klagomål.docx
+++ b/klagomål/A 61178-2025 FSC-klagomål.docx
@@ -826,7 +826,7 @@
     <w:r>
       <w:tab/>
       <w:tab/>
-      <w:t>2026-05-03</w:t>
+      <w:t>2026-05-04</w:t>
       <w:br/>
       <w:br/>
     </w:r>

--- a/klagomål/A 61178-2025 FSC-klagomål.docx
+++ b/klagomål/A 61178-2025 FSC-klagomål.docx
@@ -826,7 +826,7 @@
     <w:r>
       <w:tab/>
       <w:tab/>
-      <w:t>2026-05-04</w:t>
+      <w:t>2026-05-05</w:t>
       <w:br/>
       <w:br/>
     </w:r>

--- a/klagomål/A 61178-2025 FSC-klagomål.docx
+++ b/klagomål/A 61178-2025 FSC-klagomål.docx
@@ -826,7 +826,7 @@
     <w:r>
       <w:tab/>
       <w:tab/>
-      <w:t>2026-05-05</w:t>
+      <w:t>2026-05-06</w:t>
       <w:br/>
       <w:br/>
     </w:r>

--- a/klagomål/A 61178-2025 FSC-klagomål.docx
+++ b/klagomål/A 61178-2025 FSC-klagomål.docx
@@ -826,7 +826,7 @@
     <w:r>
       <w:tab/>
       <w:tab/>
-      <w:t>2026-05-16</w:t>
+      <w:t>2026-05-17</w:t>
       <w:br/>
       <w:br/>
     </w:r>

--- a/klagomål/A 61178-2025 FSC-klagomål.docx
+++ b/klagomål/A 61178-2025 FSC-klagomål.docx
@@ -826,7 +826,7 @@
     <w:r>
       <w:tab/>
       <w:tab/>
-      <w:t>2026-05-17</w:t>
+      <w:t>2026-05-18</w:t>
       <w:br/>
       <w:br/>
     </w:r>

--- a/klagomål/A 61178-2025 FSC-klagomål.docx
+++ b/klagomål/A 61178-2025 FSC-klagomål.docx
@@ -826,7 +826,7 @@
     <w:r>
       <w:tab/>
       <w:tab/>
-      <w:t>2026-05-18</w:t>
+      <w:t>2026-05-19</w:t>
       <w:br/>
       <w:br/>
     </w:r>

--- a/klagomål/A 61178-2025 FSC-klagomål.docx
+++ b/klagomål/A 61178-2025 FSC-klagomål.docx
@@ -826,7 +826,7 @@
     <w:r>
       <w:tab/>
       <w:tab/>
-      <w:t>2026-05-19</w:t>
+      <w:t>2026-05-20</w:t>
       <w:br/>
       <w:br/>
     </w:r>

--- a/klagomål/A 61178-2025 FSC-klagomål.docx
+++ b/klagomål/A 61178-2025 FSC-klagomål.docx
@@ -826,7 +826,7 @@
     <w:r>
       <w:tab/>
       <w:tab/>
-      <w:t>2026-06-15</w:t>
+      <w:t>2026-06-16</w:t>
       <w:br/>
       <w:br/>
     </w:r>

--- a/klagomål/A 61178-2025 FSC-klagomål.docx
+++ b/klagomål/A 61178-2025 FSC-klagomål.docx
@@ -826,7 +826,7 @@
     <w:r>
       <w:tab/>
       <w:tab/>
-      <w:t>2026-06-16</w:t>
+      <w:t>2026-06-17</w:t>
       <w:br/>
       <w:br/>
     </w:r>

--- a/klagomål/A 61178-2025 FSC-klagomål.docx
+++ b/klagomål/A 61178-2025 FSC-klagomål.docx
@@ -1,6 +1,6 @@
 
 <file path=word/document.xml><?xml version="1.0" encoding="utf-8"?>
-<w:document xmlns:wpc="http://schemas.microsoft.com/office/word/2010/wordprocessingCanvas" xmlns:cx="http://schemas.microsoft.com/office/drawing/2014/chartex" xmlns:cx1="http://schemas.microsoft.com/office/drawing/2015/9/8/chartex" xmlns:cx2="http://schemas.microsoft.com/office/drawing/2015/10/21/chartex" xmlns:cx3="http://schemas.microsoft.com/office/drawing/2016/5/9/chartex" xmlns:cx4="http://schemas.microsoft.com/office/drawing/2016/5/10/chartex" xmlns:cx5="http://schemas.microsoft.com/office/drawing/2016/5/11/chartex" xmlns:cx6="http://schemas.microsoft.com/office/drawing/2016/5/12/chartex" xmlns:cx7="http://schemas.microsoft.com/office/drawing/2016/5/13/chartex" xmlns:cx8="http://schemas.microsoft.com/office/drawing/2016/5/14/chartex" xmlns:mc="http://schemas.openxmlformats.org/markup-compatibility/2006" xmlns:aink="http://schemas.microsoft.com/office/drawing/2016/ink" xmlns:am3d="http://schemas.microsoft.com/office/drawing/2017/model3d" xmlns:o="urn:schemas-microsoft-com:office:office" xmlns:oel="http://schemas.microsoft.com/office/2019/extlst" xmlns:r="http://schemas.openxmlformats.org/officeDocument/2006/relationships" xmlns:m="http://schemas.openxmlformats.org/officeDocument/2006/math" xmlns:v="urn:schemas-microsoft-com:vml" xmlns:wp14="http://schemas.microsoft.com/office/word/2010/wordprocessingDrawing" xmlns:wp="http://schemas.openxmlformats.org/drawingml/2006/wordprocessingDrawing" xmlns:w10="urn:schemas-microsoft-com:office:word" xmlns:w="http://schemas.openxmlformats.org/wordprocessingml/2006/main" xmlns:w14="http://schemas.microsoft.com/office/word/2010/wordml" xmlns:w15="http://schemas.microsoft.com/office/word/2012/wordml" xmlns:w16cex="http://schemas.microsoft.com/office/word/2018/wordml/cex" xmlns:w16cid="http://schemas.microsoft.com/office/word/2016/wordml/cid" xmlns:w16="http://schemas.microsoft.com/office/word/2018/wordml" xmlns:w16sdtdh="http://schemas.microsoft.com/office/word/2020/wordml/sdtdatahash" xmlns:w16se="http://schemas.microsoft.com/office/word/2015/wordml/symex" xmlns:wpg="http://schemas.microsoft.com/office/word/2010/wordprocessingGroup" xmlns:wpi="http://schemas.microsoft.com/office/word/2010/wordprocessingInk" xmlns:wne="http://schemas.microsoft.com/office/word/2006/wordml" xmlns:wps="http://schemas.microsoft.com/office/word/2010/wordprocessingShape" mc:Ignorable="w14 w15 w16se w16cid w16 w16cex w16sdtdh wp14">
+<w:document xmlns:wpc="http://schemas.microsoft.com/office/word/2010/wordprocessingCanvas" xmlns:cx="http://schemas.microsoft.com/office/drawing/2014/chartex" xmlns:cx1="http://schemas.microsoft.com/office/drawing/2015/9/8/chartex" xmlns:cx2="http://schemas.microsoft.com/office/drawing/2015/10/21/chartex" xmlns:cx3="http://schemas.microsoft.com/office/drawing/2016/5/9/chartex" xmlns:cx4="http://schemas.microsoft.com/office/drawing/2016/5/10/chartex" xmlns:cx5="http://schemas.microsoft.com/office/drawing/2016/5/11/chartex" xmlns:cx6="http://schemas.microsoft.com/office/drawing/2016/5/12/chartex" xmlns:cx7="http://schemas.microsoft.com/office/drawing/2016/5/13/chartex" xmlns:cx8="http://schemas.microsoft.com/office/drawing/2016/5/14/chartex" xmlns:mc="http://schemas.openxmlformats.org/markup-compatibility/2006" xmlns:aink="http://schemas.microsoft.com/office/drawing/2016/ink" xmlns:am3d="http://schemas.microsoft.com/office/drawing/2017/model3d" xmlns:o="urn:schemas-microsoft-com:office:office" xmlns:oel="http://schemas.microsoft.com/office/2019/extlst" xmlns:r="http://schemas.openxmlformats.org/officeDocument/2006/relationships" xmlns:m="http://schemas.openxmlformats.org/officeDocument/2006/math" xmlns:v="urn:schemas-microsoft-com:vml" xmlns:wp14="http://schemas.microsoft.com/office/word/2010/wordprocessingDrawing" xmlns:wp="http://schemas.openxmlformats.org/drawingml/2006/wordprocessingDrawing" xmlns:w10="urn:schemas-microsoft-com:office:word" xmlns:w="http://schemas.openxmlformats.org/wordprocessingml/2006/main" xmlns:w14="http://schemas.microsoft.com/office/word/2010/wordml" xmlns:w15="http://schemas.microsoft.com/office/word/2012/wordml" xmlns:w16cex="http://schemas.microsoft.com/office/word/2018/wordml/cex" xmlns:w16cid="http://schemas.microsoft.com/office/word/2016/wordml/cid" xmlns:w16="http://schemas.microsoft.com/office/word/2018/wordml" xmlns:w16du="http://schemas.microsoft.com/office/word/2023/wordml/word16du" xmlns:w16sdtdh="http://schemas.microsoft.com/office/word/2020/wordml/sdtdatahash" xmlns:w16sdtfl="http://schemas.microsoft.com/office/word/2024/wordml/sdtformatlock" xmlns:w16se="http://schemas.microsoft.com/office/word/2015/wordml/symex" xmlns:wpg="http://schemas.microsoft.com/office/word/2010/wordprocessingGroup" xmlns:wpi="http://schemas.microsoft.com/office/word/2010/wordprocessingInk" xmlns:wne="http://schemas.microsoft.com/office/word/2006/wordml" xmlns:wps="http://schemas.microsoft.com/office/word/2010/wordprocessingShape" mc:Ignorable="w14 w15 w16se w16cid w16 w16cex w16sdtdh w16sdtfl w16du wp14">
   <w:body>
     <w:p>
       <w:r>
@@ -168,7 +168,7 @@
     </w:p>
     <w:p>
       <w:r>
-        <w:t>Detta dokument behandlar höga naturvärden i avverkningsanmälan A 61178-2025 i Kiruna kommun. Denna avverkningsanmälan inkom 2025-12-09 00:00:00 och omfattar 31,3 ha.</w:t>
+        <w:t>Detta dokument behandlar höga naturvärden i avverkningsanmälan A 61178-2025 i Kiruna kommun som inkom 2025-12-09 och omfattar 31,3 ha.</w:t>
       </w:r>
     </w:p>
     <w:p>
@@ -191,12 +191,15 @@
     </w:p>
     <w:p>
       <w:r>
-        <w:t>I avverkningsanmälan har följande 9 naturvårdsarter hittats: blanksvart spiklav (NT), blå taggsvamp (NT), dvärgbägarlav (NT), gammelgransskål (NT), orange taggsvamp (NT), skrovlig taggsvamp (NT), vedskivlav (NT), vitplätt (NT) och plattlummer (S, §9). Av dessa är 8 rödlistade. För rödlistade arter har rödlistekategorin angivits inom parentes. Arter som är signalarter enligt Skogsstyrelsen har markerats med (S). För fridlysta arter anges även paragrafen i Artskyddsförordningen som arten är fridlyst enligt.</w:t>
+        <w:t>I avverkningsanmälan har följande 9 naturvårdsarter hittats: skrovlig taggsvamp (VU), blanksvart spiklav (NT), blå taggsvamp (NT, T), dvärgbägarlav (NT, T), gammelgransskål (NT, T), orange taggsvamp (NT, T), vedskivlav (NT, T), vitplätt (NT) och plattlummer (S, T, §9). Av dessa är 8 rödlistade. För rödlistade arter har rödlistekategorin angivits inom parentes. Arter som är signalarter enligt Skogsstyrelsen har markerats med (S). Typiska arter inom Natura 2000 som är kopplade till skogsekosystem har markerats med (T). För fridlysta arter anges även paragrafen i Artskyddsförordningen som arten är fridlyst enligt.</w:t>
       </w:r>
     </w:p>
     <w:p>
       <w:r>
-        <w:t>De påträffade naturvårdsarterna är ett tydligt kvitto på att detta rör sig om en skog med höga naturvärden. I Figur 1 visas en karta över det avverkningsanmälda området, där samtliga fyndplatser för naturvårdsarter som finns registrerade på Artportalen har markerats.</w:t>
+        <w:t>De påträffade naturvårdsarterna är ett tydligt kvitto på att det rör sig om en skog med höga naturvärden.</w:t>
+      </w:r>
+      <w:r>
+        <w:t xml:space="preserve"> I Figur 1 visas fyndplatser för naturvårdsarter i området, som finns registrerade på Artportalen.</w:t>
       </w:r>
     </w:p>
     <w:p>
@@ -206,7 +209,7 @@
       <w:r>
         <w:drawing>
           <wp:inline xmlns:a="http://schemas.openxmlformats.org/drawingml/2006/main" xmlns:pic="http://schemas.openxmlformats.org/drawingml/2006/picture">
-            <wp:extent cx="5486400" cy="7682400"/>
+            <wp:extent cx="4261113" cy="5688000"/>
             <wp:docPr id="1" name="Picture 1"/>
             <wp:cNvGraphicFramePr>
               <a:graphicFrameLocks noChangeAspect="1"/>
@@ -227,7 +230,7 @@
                   <pic:spPr>
                     <a:xfrm>
                       <a:off x="0" y="0"/>
-                      <a:ext cx="5486400" cy="7682400"/>
+                      <a:ext cx="4261113" cy="5688000"/>
                     </a:xfrm>
                     <a:prstGeom prst="rect"/>
                   </pic:spPr>
@@ -241,9 +244,60 @@
     <w:p>
       <w:pPr>
         <w:pStyle w:val="Caption"/>
+        <w:spacing w:after="240"/>
       </w:pPr>
       <w:r>
-        <w:t>Figur 1. Fyndplatser för naturvårdsarter i det avverkningsanmälda området (röd linje). Markörer utan svart kant är placerade på fyndplatsen. Markörer med svart kant är placerade vid sidan av fyndplatsen och har ett svart streck som visar fyndplatsens exakta position. Kartans mittpunktskoordinat är N 7525425, E 768716 i SWEREF 99 TM.</w:t>
+        <w:t>Figur 1. Fyndplatser för naturvårdsarter i avverkningsanmälan (röd linje). Markörer utan svart kant är placerade på fyndplatsen. Markörer med svart kant är placerade vid sidan av fyndplatsen och har ett svart streck som visar fyndplatsens exakta position. Kartans mittpunktskoordinat är N 7525425, E 768716 i SWEREF 99 TM.</w:t>
+      </w:r>
+    </w:p>
+    <w:p>
+      <w:pPr>
+        <w:pStyle w:val="Heading2"/>
+      </w:pPr>
+      <w:r>
+        <w:t>Fridlysta arter</w:t>
+      </w:r>
+    </w:p>
+    <w:p>
+      <w:r>
+        <w:t>Följande fridlysta arter har sina livsmiljöer och växtplatser i den avverkningsanmälda skogen: plattlummer (S, T, §9).</w:t>
+      </w:r>
+    </w:p>
+    <w:p>
+      <w:r>
+        <w:rPr>
+          <w:b/>
+        </w:rPr>
+        <w:t>Plattlummer (§9)</w:t>
+      </w:r>
+      <w:r>
+        <w:t xml:space="preserve"> växer främst i ljusöppna sandtallskogar eller annan gles, torr och brandpräglad hedbarrskog. Den är mest frekvent i olika typer av naturskogar och kontinuitetsskogar och missgynnas markant av slutavverkning och maskinell markberedning. Söder ut i landet förekommer de närstående arterna cypresslummer (VU, §8) och mellanlummer (VU, §9), vilka båda omfattas av EU:s art- och habitatdirektiv. Plattlummer är typisk art för </w:t>
+      </w:r>
+      <w:r>
+        <w:rPr>
+          <w:i/>
+        </w:rPr>
+        <w:t xml:space="preserve">9010 Taiga </w:t>
+      </w:r>
+      <w:r>
+        <w:t>och</w:t>
+      </w:r>
+      <w:r>
+        <w:rPr>
+          <w:i/>
+        </w:rPr>
+        <w:t xml:space="preserve"> 2320 Rissandhedar </w:t>
+      </w:r>
+      <w:r>
+        <w:t>(Nitare &amp; Skogsstyrelsen, 2019; SLU Artdatabanken, 2025).</w:t>
+      </w:r>
+    </w:p>
+    <w:p>
+      <w:pPr>
+        <w:pStyle w:val="Heading2"/>
+      </w:pPr>
+      <w:r>
+        <w:t>Övriga naturvårdsarter</w:t>
       </w:r>
     </w:p>
     <w:p>
@@ -377,48 +431,6 @@
       </w:r>
       <w:r>
         <w:t xml:space="preserve"> är en nedbrytare av död, hård och torr tallved och orsakar brunröta. Den förekommer mest i äldre, naturskogsliknande tallskog eller blandskog med äldre tall. Arten hotas av avverkning av gammal, senvuxen tall. I södra Sverige råder brist på lämpliga habitat och arten kan inte längre sprida sig utanför sina få kända växtplatser. Lokaler med gammal tall bör undantas från skogsbruk, i synnerhet i södra Sverige (SLU Artdatabanken, 2024).</w:t>
-      </w:r>
-    </w:p>
-    <w:p>
-      <w:pPr>
-        <w:pStyle w:val="Heading1"/>
-      </w:pPr>
-      <w:r>
-        <w:t>Fridlysta arter</w:t>
-      </w:r>
-    </w:p>
-    <w:p>
-      <w:r>
-        <w:t>Följande fridlysta arter har sina livsmiljöer och växtplatser i den avverkningsanmälda skogen: plattlummer (S, §9).</w:t>
-      </w:r>
-    </w:p>
-    <w:p>
-      <w:r>
-        <w:rPr>
-          <w:b/>
-        </w:rPr>
-        <w:t>Plattlummer (§9)</w:t>
-      </w:r>
-      <w:r>
-        <w:t xml:space="preserve"> växer främst i ljusöppna sandtallskogar eller annan gles, torr och brandpräglad hedbarrskog. Den är mest frekvent i olika typer av naturskogar och kontinuitetsskogar och missgynnas markant av slutavverkning och maskinell markberedning. Söder ut i landet förekommer de närstående arterna cypresslummer (VU, §8) och mellanlummer (VU, §9), vilka båda omfattas av EU:s art- och habitatdirektiv. Plattlummer är typisk art för </w:t>
-      </w:r>
-      <w:r>
-        <w:rPr>
-          <w:i/>
-        </w:rPr>
-        <w:t xml:space="preserve">9010 Taiga </w:t>
-      </w:r>
-      <w:r>
-        <w:t>och</w:t>
-      </w:r>
-      <w:r>
-        <w:rPr>
-          <w:i/>
-        </w:rPr>
-        <w:t xml:space="preserve"> 2320 Rissandhedar </w:t>
-      </w:r>
-      <w:r>
-        <w:t>(Nitare &amp; Skogsstyrelsen, 2019; SLU Artdatabanken, 2025).</w:t>
       </w:r>
     </w:p>
     <w:p>
@@ -716,7 +728,7 @@
 </file>
 
 <file path=word/endnotes.xml><?xml version="1.0" encoding="utf-8"?>
-<w:endnotes xmlns:wpc="http://schemas.microsoft.com/office/word/2010/wordprocessingCanvas" xmlns:cx="http://schemas.microsoft.com/office/drawing/2014/chartex" xmlns:cx1="http://schemas.microsoft.com/office/drawing/2015/9/8/chartex" xmlns:cx2="http://schemas.microsoft.com/office/drawing/2015/10/21/chartex" xmlns:cx3="http://schemas.microsoft.com/office/drawing/2016/5/9/chartex" xmlns:cx4="http://schemas.microsoft.com/office/drawing/2016/5/10/chartex" xmlns:cx5="http://schemas.microsoft.com/office/drawing/2016/5/11/chartex" xmlns:cx6="http://schemas.microsoft.com/office/drawing/2016/5/12/chartex" xmlns:cx7="http://schemas.microsoft.com/office/drawing/2016/5/13/chartex" xmlns:cx8="http://schemas.microsoft.com/office/drawing/2016/5/14/chartex" xmlns:mc="http://schemas.openxmlformats.org/markup-compatibility/2006" xmlns:aink="http://schemas.microsoft.com/office/drawing/2016/ink" xmlns:am3d="http://schemas.microsoft.com/office/drawing/2017/model3d" xmlns:o="urn:schemas-microsoft-com:office:office" xmlns:oel="http://schemas.microsoft.com/office/2019/extlst" xmlns:r="http://schemas.openxmlformats.org/officeDocument/2006/relationships" xmlns:m="http://schemas.openxmlformats.org/officeDocument/2006/math" xmlns:v="urn:schemas-microsoft-com:vml" xmlns:wp14="http://schemas.microsoft.com/office/word/2010/wordprocessingDrawing" xmlns:wp="http://schemas.openxmlformats.org/drawingml/2006/wordprocessingDrawing" xmlns:w10="urn:schemas-microsoft-com:office:word" xmlns:w="http://schemas.openxmlformats.org/wordprocessingml/2006/main" xmlns:w14="http://schemas.microsoft.com/office/word/2010/wordml" xmlns:w15="http://schemas.microsoft.com/office/word/2012/wordml" xmlns:w16cex="http://schemas.microsoft.com/office/word/2018/wordml/cex" xmlns:w16cid="http://schemas.microsoft.com/office/word/2016/wordml/cid" xmlns:w16="http://schemas.microsoft.com/office/word/2018/wordml" xmlns:w16sdtdh="http://schemas.microsoft.com/office/word/2020/wordml/sdtdatahash" xmlns:w16se="http://schemas.microsoft.com/office/word/2015/wordml/symex" xmlns:wpg="http://schemas.microsoft.com/office/word/2010/wordprocessingGroup" xmlns:wpi="http://schemas.microsoft.com/office/word/2010/wordprocessingInk" xmlns:wne="http://schemas.microsoft.com/office/word/2006/wordml" xmlns:wps="http://schemas.microsoft.com/office/word/2010/wordprocessingShape" mc:Ignorable="w14 w15 w16se w16cid w16 w16cex w16sdtdh wp14">
+<w:endnotes xmlns:wpc="http://schemas.microsoft.com/office/word/2010/wordprocessingCanvas" xmlns:cx="http://schemas.microsoft.com/office/drawing/2014/chartex" xmlns:cx1="http://schemas.microsoft.com/office/drawing/2015/9/8/chartex" xmlns:cx2="http://schemas.microsoft.com/office/drawing/2015/10/21/chartex" xmlns:cx3="http://schemas.microsoft.com/office/drawing/2016/5/9/chartex" xmlns:cx4="http://schemas.microsoft.com/office/drawing/2016/5/10/chartex" xmlns:cx5="http://schemas.microsoft.com/office/drawing/2016/5/11/chartex" xmlns:cx6="http://schemas.microsoft.com/office/drawing/2016/5/12/chartex" xmlns:cx7="http://schemas.microsoft.com/office/drawing/2016/5/13/chartex" xmlns:cx8="http://schemas.microsoft.com/office/drawing/2016/5/14/chartex" xmlns:mc="http://schemas.openxmlformats.org/markup-compatibility/2006" xmlns:aink="http://schemas.microsoft.com/office/drawing/2016/ink" xmlns:am3d="http://schemas.microsoft.com/office/drawing/2017/model3d" xmlns:o="urn:schemas-microsoft-com:office:office" xmlns:oel="http://schemas.microsoft.com/office/2019/extlst" xmlns:r="http://schemas.openxmlformats.org/officeDocument/2006/relationships" xmlns:m="http://schemas.openxmlformats.org/officeDocument/2006/math" xmlns:v="urn:schemas-microsoft-com:vml" xmlns:wp14="http://schemas.microsoft.com/office/word/2010/wordprocessingDrawing" xmlns:wp="http://schemas.openxmlformats.org/drawingml/2006/wordprocessingDrawing" xmlns:w10="urn:schemas-microsoft-com:office:word" xmlns:w="http://schemas.openxmlformats.org/wordprocessingml/2006/main" xmlns:w14="http://schemas.microsoft.com/office/word/2010/wordml" xmlns:w15="http://schemas.microsoft.com/office/word/2012/wordml" xmlns:w16cex="http://schemas.microsoft.com/office/word/2018/wordml/cex" xmlns:w16cid="http://schemas.microsoft.com/office/word/2016/wordml/cid" xmlns:w16="http://schemas.microsoft.com/office/word/2018/wordml" xmlns:w16du="http://schemas.microsoft.com/office/word/2023/wordml/word16du" xmlns:w16sdtdh="http://schemas.microsoft.com/office/word/2020/wordml/sdtdatahash" xmlns:w16sdtfl="http://schemas.microsoft.com/office/word/2024/wordml/sdtformatlock" xmlns:w16se="http://schemas.microsoft.com/office/word/2015/wordml/symex" xmlns:wpg="http://schemas.microsoft.com/office/word/2010/wordprocessingGroup" xmlns:wpi="http://schemas.microsoft.com/office/word/2010/wordprocessingInk" xmlns:wne="http://schemas.microsoft.com/office/word/2006/wordml" xmlns:wps="http://schemas.microsoft.com/office/word/2010/wordprocessingShape" mc:Ignorable="w14 w15 w16se w16cid w16 w16cex w16sdtdh w16sdtfl w16du wp14">
   <w:endnote w:type="separator" w:id="-1">
     <w:p>
       <w:pPr>
@@ -741,7 +753,7 @@
 </file>
 
 <file path=word/footer1.xml><?xml version="1.0" encoding="utf-8"?>
-<w:ftr xmlns:wpc="http://schemas.microsoft.com/office/word/2010/wordprocessingCanvas" xmlns:cx="http://schemas.microsoft.com/office/drawing/2014/chartex" xmlns:cx1="http://schemas.microsoft.com/office/drawing/2015/9/8/chartex" xmlns:cx2="http://schemas.microsoft.com/office/drawing/2015/10/21/chartex" xmlns:cx3="http://schemas.microsoft.com/office/drawing/2016/5/9/chartex" xmlns:cx4="http://schemas.microsoft.com/office/drawing/2016/5/10/chartex" xmlns:cx5="http://schemas.microsoft.com/office/drawing/2016/5/11/chartex" xmlns:cx6="http://schemas.microsoft.com/office/drawing/2016/5/12/chartex" xmlns:cx7="http://schemas.microsoft.com/office/drawing/2016/5/13/chartex" xmlns:cx8="http://schemas.microsoft.com/office/drawing/2016/5/14/chartex" xmlns:mc="http://schemas.openxmlformats.org/markup-compatibility/2006" xmlns:aink="http://schemas.microsoft.com/office/drawing/2016/ink" xmlns:am3d="http://schemas.microsoft.com/office/drawing/2017/model3d" xmlns:o="urn:schemas-microsoft-com:office:office" xmlns:oel="http://schemas.microsoft.com/office/2019/extlst" xmlns:r="http://schemas.openxmlformats.org/officeDocument/2006/relationships" xmlns:m="http://schemas.openxmlformats.org/officeDocument/2006/math" xmlns:v="urn:schemas-microsoft-com:vml" xmlns:wp14="http://schemas.microsoft.com/office/word/2010/wordprocessingDrawing" xmlns:wp="http://schemas.openxmlformats.org/drawingml/2006/wordprocessingDrawing" xmlns:w10="urn:schemas-microsoft-com:office:word" xmlns:w="http://schemas.openxmlformats.org/wordprocessingml/2006/main" xmlns:w14="http://schemas.microsoft.com/office/word/2010/wordml" xmlns:w15="http://schemas.microsoft.com/office/word/2012/wordml" xmlns:w16cex="http://schemas.microsoft.com/office/word/2018/wordml/cex" xmlns:w16cid="http://schemas.microsoft.com/office/word/2016/wordml/cid" xmlns:w16="http://schemas.microsoft.com/office/word/2018/wordml" xmlns:w16sdtdh="http://schemas.microsoft.com/office/word/2020/wordml/sdtdatahash" xmlns:w16se="http://schemas.microsoft.com/office/word/2015/wordml/symex" xmlns:wpg="http://schemas.microsoft.com/office/word/2010/wordprocessingGroup" xmlns:wpi="http://schemas.microsoft.com/office/word/2010/wordprocessingInk" xmlns:wne="http://schemas.microsoft.com/office/word/2006/wordml" xmlns:wps="http://schemas.microsoft.com/office/word/2010/wordprocessingShape" mc:Ignorable="w14 w15 w16se w16cid w16 w16cex w16sdtdh wp14">
+<w:ftr xmlns:wpc="http://schemas.microsoft.com/office/word/2010/wordprocessingCanvas" xmlns:cx="http://schemas.microsoft.com/office/drawing/2014/chartex" xmlns:cx1="http://schemas.microsoft.com/office/drawing/2015/9/8/chartex" xmlns:cx2="http://schemas.microsoft.com/office/drawing/2015/10/21/chartex" xmlns:cx3="http://schemas.microsoft.com/office/drawing/2016/5/9/chartex" xmlns:cx4="http://schemas.microsoft.com/office/drawing/2016/5/10/chartex" xmlns:cx5="http://schemas.microsoft.com/office/drawing/2016/5/11/chartex" xmlns:cx6="http://schemas.microsoft.com/office/drawing/2016/5/12/chartex" xmlns:cx7="http://schemas.microsoft.com/office/drawing/2016/5/13/chartex" xmlns:cx8="http://schemas.microsoft.com/office/drawing/2016/5/14/chartex" xmlns:mc="http://schemas.openxmlformats.org/markup-compatibility/2006" xmlns:aink="http://schemas.microsoft.com/office/drawing/2016/ink" xmlns:am3d="http://schemas.microsoft.com/office/drawing/2017/model3d" xmlns:o="urn:schemas-microsoft-com:office:office" xmlns:oel="http://schemas.microsoft.com/office/2019/extlst" xmlns:r="http://schemas.openxmlformats.org/officeDocument/2006/relationships" xmlns:m="http://schemas.openxmlformats.org/officeDocument/2006/math" xmlns:v="urn:schemas-microsoft-com:vml" xmlns:wp14="http://schemas.microsoft.com/office/word/2010/wordprocessingDrawing" xmlns:wp="http://schemas.openxmlformats.org/drawingml/2006/wordprocessingDrawing" xmlns:w10="urn:schemas-microsoft-com:office:word" xmlns:w="http://schemas.openxmlformats.org/wordprocessingml/2006/main" xmlns:w14="http://schemas.microsoft.com/office/word/2010/wordml" xmlns:w15="http://schemas.microsoft.com/office/word/2012/wordml" xmlns:w16cex="http://schemas.microsoft.com/office/word/2018/wordml/cex" xmlns:w16cid="http://schemas.microsoft.com/office/word/2016/wordml/cid" xmlns:w16="http://schemas.microsoft.com/office/word/2018/wordml" xmlns:w16du="http://schemas.microsoft.com/office/word/2023/wordml/word16du" xmlns:w16sdtdh="http://schemas.microsoft.com/office/word/2020/wordml/sdtdatahash" xmlns:w16sdtfl="http://schemas.microsoft.com/office/word/2024/wordml/sdtformatlock" xmlns:w16se="http://schemas.microsoft.com/office/word/2015/wordml/symex" xmlns:wpg="http://schemas.microsoft.com/office/word/2010/wordprocessingGroup" xmlns:wpi="http://schemas.microsoft.com/office/word/2010/wordprocessingInk" xmlns:wne="http://schemas.microsoft.com/office/word/2006/wordml" xmlns:wps="http://schemas.microsoft.com/office/word/2010/wordprocessingShape" mc:Ignorable="w14 w15 w16se w16cid w16 w16cex w16sdtdh w16sdtfl w16du wp14">
   <w:p>
     <w:pPr>
       <w:pStyle w:val="Footer"/>
@@ -751,7 +763,7 @@
 </file>
 
 <file path=word/footer2.xml><?xml version="1.0" encoding="utf-8"?>
-<w:ftr xmlns:wpc="http://schemas.microsoft.com/office/word/2010/wordprocessingCanvas" xmlns:cx="http://schemas.microsoft.com/office/drawing/2014/chartex" xmlns:cx1="http://schemas.microsoft.com/office/drawing/2015/9/8/chartex" xmlns:cx2="http://schemas.microsoft.com/office/drawing/2015/10/21/chartex" xmlns:cx3="http://schemas.microsoft.com/office/drawing/2016/5/9/chartex" xmlns:cx4="http://schemas.microsoft.com/office/drawing/2016/5/10/chartex" xmlns:cx5="http://schemas.microsoft.com/office/drawing/2016/5/11/chartex" xmlns:cx6="http://schemas.microsoft.com/office/drawing/2016/5/12/chartex" xmlns:cx7="http://schemas.microsoft.com/office/drawing/2016/5/13/chartex" xmlns:cx8="http://schemas.microsoft.com/office/drawing/2016/5/14/chartex" xmlns:mc="http://schemas.openxmlformats.org/markup-compatibility/2006" xmlns:aink="http://schemas.microsoft.com/office/drawing/2016/ink" xmlns:am3d="http://schemas.microsoft.com/office/drawing/2017/model3d" xmlns:o="urn:schemas-microsoft-com:office:office" xmlns:oel="http://schemas.microsoft.com/office/2019/extlst" xmlns:r="http://schemas.openxmlformats.org/officeDocument/2006/relationships" xmlns:m="http://schemas.openxmlformats.org/officeDocument/2006/math" xmlns:v="urn:schemas-microsoft-com:vml" xmlns:wp14="http://schemas.microsoft.com/office/word/2010/wordprocessingDrawing" xmlns:wp="http://schemas.openxmlformats.org/drawingml/2006/wordprocessingDrawing" xmlns:w10="urn:schemas-microsoft-com:office:word" xmlns:w="http://schemas.openxmlformats.org/wordprocessingml/2006/main" xmlns:w14="http://schemas.microsoft.com/office/word/2010/wordml" xmlns:w15="http://schemas.microsoft.com/office/word/2012/wordml" xmlns:w16cex="http://schemas.microsoft.com/office/word/2018/wordml/cex" xmlns:w16cid="http://schemas.microsoft.com/office/word/2016/wordml/cid" xmlns:w16="http://schemas.microsoft.com/office/word/2018/wordml" xmlns:w16sdtdh="http://schemas.microsoft.com/office/word/2020/wordml/sdtdatahash" xmlns:w16se="http://schemas.microsoft.com/office/word/2015/wordml/symex" xmlns:wpg="http://schemas.microsoft.com/office/word/2010/wordprocessingGroup" xmlns:wpi="http://schemas.microsoft.com/office/word/2010/wordprocessingInk" xmlns:wne="http://schemas.microsoft.com/office/word/2006/wordml" xmlns:wps="http://schemas.microsoft.com/office/word/2010/wordprocessingShape" mc:Ignorable="w14 w15 w16se w16cid w16 w16cex w16sdtdh wp14">
+<w:ftr xmlns:wpc="http://schemas.microsoft.com/office/word/2010/wordprocessingCanvas" xmlns:cx="http://schemas.microsoft.com/office/drawing/2014/chartex" xmlns:cx1="http://schemas.microsoft.com/office/drawing/2015/9/8/chartex" xmlns:cx2="http://schemas.microsoft.com/office/drawing/2015/10/21/chartex" xmlns:cx3="http://schemas.microsoft.com/office/drawing/2016/5/9/chartex" xmlns:cx4="http://schemas.microsoft.com/office/drawing/2016/5/10/chartex" xmlns:cx5="http://schemas.microsoft.com/office/drawing/2016/5/11/chartex" xmlns:cx6="http://schemas.microsoft.com/office/drawing/2016/5/12/chartex" xmlns:cx7="http://schemas.microsoft.com/office/drawing/2016/5/13/chartex" xmlns:cx8="http://schemas.microsoft.com/office/drawing/2016/5/14/chartex" xmlns:mc="http://schemas.openxmlformats.org/markup-compatibility/2006" xmlns:aink="http://schemas.microsoft.com/office/drawing/2016/ink" xmlns:am3d="http://schemas.microsoft.com/office/drawing/2017/model3d" xmlns:o="urn:schemas-microsoft-com:office:office" xmlns:oel="http://schemas.microsoft.com/office/2019/extlst" xmlns:r="http://schemas.openxmlformats.org/officeDocument/2006/relationships" xmlns:m="http://schemas.openxmlformats.org/officeDocument/2006/math" xmlns:v="urn:schemas-microsoft-com:vml" xmlns:wp14="http://schemas.microsoft.com/office/word/2010/wordprocessingDrawing" xmlns:wp="http://schemas.openxmlformats.org/drawingml/2006/wordprocessingDrawing" xmlns:w10="urn:schemas-microsoft-com:office:word" xmlns:w="http://schemas.openxmlformats.org/wordprocessingml/2006/main" xmlns:w14="http://schemas.microsoft.com/office/word/2010/wordml" xmlns:w15="http://schemas.microsoft.com/office/word/2012/wordml" xmlns:w16cex="http://schemas.microsoft.com/office/word/2018/wordml/cex" xmlns:w16cid="http://schemas.microsoft.com/office/word/2016/wordml/cid" xmlns:w16="http://schemas.microsoft.com/office/word/2018/wordml" xmlns:w16du="http://schemas.microsoft.com/office/word/2023/wordml/word16du" xmlns:w16sdtdh="http://schemas.microsoft.com/office/word/2020/wordml/sdtdatahash" xmlns:w16sdtfl="http://schemas.microsoft.com/office/word/2024/wordml/sdtformatlock" xmlns:w16se="http://schemas.microsoft.com/office/word/2015/wordml/symex" xmlns:wpg="http://schemas.microsoft.com/office/word/2010/wordprocessingGroup" xmlns:wpi="http://schemas.microsoft.com/office/word/2010/wordprocessingInk" xmlns:wne="http://schemas.microsoft.com/office/word/2006/wordml" xmlns:wps="http://schemas.microsoft.com/office/word/2010/wordprocessingShape" mc:Ignorable="w14 w15 w16se w16cid w16 w16cex w16sdtdh w16sdtfl w16du wp14">
   <w:p>
     <w:pPr>
       <w:pStyle w:val="Footer"/>
@@ -761,7 +773,7 @@
 </file>
 
 <file path=word/footer3.xml><?xml version="1.0" encoding="utf-8"?>
-<w:ftr xmlns:wpc="http://schemas.microsoft.com/office/word/2010/wordprocessingCanvas" xmlns:cx="http://schemas.microsoft.com/office/drawing/2014/chartex" xmlns:cx1="http://schemas.microsoft.com/office/drawing/2015/9/8/chartex" xmlns:cx2="http://schemas.microsoft.com/office/drawing/2015/10/21/chartex" xmlns:cx3="http://schemas.microsoft.com/office/drawing/2016/5/9/chartex" xmlns:cx4="http://schemas.microsoft.com/office/drawing/2016/5/10/chartex" xmlns:cx5="http://schemas.microsoft.com/office/drawing/2016/5/11/chartex" xmlns:cx6="http://schemas.microsoft.com/office/drawing/2016/5/12/chartex" xmlns:cx7="http://schemas.microsoft.com/office/drawing/2016/5/13/chartex" xmlns:cx8="http://schemas.microsoft.com/office/drawing/2016/5/14/chartex" xmlns:mc="http://schemas.openxmlformats.org/markup-compatibility/2006" xmlns:aink="http://schemas.microsoft.com/office/drawing/2016/ink" xmlns:am3d="http://schemas.microsoft.com/office/drawing/2017/model3d" xmlns:o="urn:schemas-microsoft-com:office:office" xmlns:oel="http://schemas.microsoft.com/office/2019/extlst" xmlns:r="http://schemas.openxmlformats.org/officeDocument/2006/relationships" xmlns:m="http://schemas.openxmlformats.org/officeDocument/2006/math" xmlns:v="urn:schemas-microsoft-com:vml" xmlns:wp14="http://schemas.microsoft.com/office/word/2010/wordprocessingDrawing" xmlns:wp="http://schemas.openxmlformats.org/drawingml/2006/wordprocessingDrawing" xmlns:w10="urn:schemas-microsoft-com:office:word" xmlns:w="http://schemas.openxmlformats.org/wordprocessingml/2006/main" xmlns:w14="http://schemas.microsoft.com/office/word/2010/wordml" xmlns:w15="http://schemas.microsoft.com/office/word/2012/wordml" xmlns:w16cex="http://schemas.microsoft.com/office/word/2018/wordml/cex" xmlns:w16cid="http://schemas.microsoft.com/office/word/2016/wordml/cid" xmlns:w16="http://schemas.microsoft.com/office/word/2018/wordml" xmlns:w16sdtdh="http://schemas.microsoft.com/office/word/2020/wordml/sdtdatahash" xmlns:w16se="http://schemas.microsoft.com/office/word/2015/wordml/symex" xmlns:wpg="http://schemas.microsoft.com/office/word/2010/wordprocessingGroup" xmlns:wpi="http://schemas.microsoft.com/office/word/2010/wordprocessingInk" xmlns:wne="http://schemas.microsoft.com/office/word/2006/wordml" xmlns:wps="http://schemas.microsoft.com/office/word/2010/wordprocessingShape" mc:Ignorable="w14 w15 w16se w16cid w16 w16cex w16sdtdh wp14">
+<w:ftr xmlns:wpc="http://schemas.microsoft.com/office/word/2010/wordprocessingCanvas" xmlns:cx="http://schemas.microsoft.com/office/drawing/2014/chartex" xmlns:cx1="http://schemas.microsoft.com/office/drawing/2015/9/8/chartex" xmlns:cx2="http://schemas.microsoft.com/office/drawing/2015/10/21/chartex" xmlns:cx3="http://schemas.microsoft.com/office/drawing/2016/5/9/chartex" xmlns:cx4="http://schemas.microsoft.com/office/drawing/2016/5/10/chartex" xmlns:cx5="http://schemas.microsoft.com/office/drawing/2016/5/11/chartex" xmlns:cx6="http://schemas.microsoft.com/office/drawing/2016/5/12/chartex" xmlns:cx7="http://schemas.microsoft.com/office/drawing/2016/5/13/chartex" xmlns:cx8="http://schemas.microsoft.com/office/drawing/2016/5/14/chartex" xmlns:mc="http://schemas.openxmlformats.org/markup-compatibility/2006" xmlns:aink="http://schemas.microsoft.com/office/drawing/2016/ink" xmlns:am3d="http://schemas.microsoft.com/office/drawing/2017/model3d" xmlns:o="urn:schemas-microsoft-com:office:office" xmlns:oel="http://schemas.microsoft.com/office/2019/extlst" xmlns:r="http://schemas.openxmlformats.org/officeDocument/2006/relationships" xmlns:m="http://schemas.openxmlformats.org/officeDocument/2006/math" xmlns:v="urn:schemas-microsoft-com:vml" xmlns:wp14="http://schemas.microsoft.com/office/word/2010/wordprocessingDrawing" xmlns:wp="http://schemas.openxmlformats.org/drawingml/2006/wordprocessingDrawing" xmlns:w10="urn:schemas-microsoft-com:office:word" xmlns:w="http://schemas.openxmlformats.org/wordprocessingml/2006/main" xmlns:w14="http://schemas.microsoft.com/office/word/2010/wordml" xmlns:w15="http://schemas.microsoft.com/office/word/2012/wordml" xmlns:w16cex="http://schemas.microsoft.com/office/word/2018/wordml/cex" xmlns:w16cid="http://schemas.microsoft.com/office/word/2016/wordml/cid" xmlns:w16="http://schemas.microsoft.com/office/word/2018/wordml" xmlns:w16du="http://schemas.microsoft.com/office/word/2023/wordml/word16du" xmlns:w16sdtdh="http://schemas.microsoft.com/office/word/2020/wordml/sdtdatahash" xmlns:w16sdtfl="http://schemas.microsoft.com/office/word/2024/wordml/sdtformatlock" xmlns:w16se="http://schemas.microsoft.com/office/word/2015/wordml/symex" xmlns:wpg="http://schemas.microsoft.com/office/word/2010/wordprocessingGroup" xmlns:wpi="http://schemas.microsoft.com/office/word/2010/wordprocessingInk" xmlns:wne="http://schemas.microsoft.com/office/word/2006/wordml" xmlns:wps="http://schemas.microsoft.com/office/word/2010/wordprocessingShape" mc:Ignorable="w14 w15 w16se w16cid w16 w16cex w16sdtdh w16sdtfl w16du wp14">
   <w:p>
     <w:pPr>
       <w:pStyle w:val="Footer"/>
@@ -771,7 +783,7 @@
 </file>
 
 <file path=word/footnotes.xml><?xml version="1.0" encoding="utf-8"?>
-<w:footnotes xmlns:wpc="http://schemas.microsoft.com/office/word/2010/wordprocessingCanvas" xmlns:cx="http://schemas.microsoft.com/office/drawing/2014/chartex" xmlns:cx1="http://schemas.microsoft.com/office/drawing/2015/9/8/chartex" xmlns:cx2="http://schemas.microsoft.com/office/drawing/2015/10/21/chartex" xmlns:cx3="http://schemas.microsoft.com/office/drawing/2016/5/9/chartex" xmlns:cx4="http://schemas.microsoft.com/office/drawing/2016/5/10/chartex" xmlns:cx5="http://schemas.microsoft.com/office/drawing/2016/5/11/chartex" xmlns:cx6="http://schemas.microsoft.com/office/drawing/2016/5/12/chartex" xmlns:cx7="http://schemas.microsoft.com/office/drawing/2016/5/13/chartex" xmlns:cx8="http://schemas.microsoft.com/office/drawing/2016/5/14/chartex" xmlns:mc="http://schemas.openxmlformats.org/markup-compatibility/2006" xmlns:aink="http://schemas.microsoft.com/office/drawing/2016/ink" xmlns:am3d="http://schemas.microsoft.com/office/drawing/2017/model3d" xmlns:o="urn:schemas-microsoft-com:office:office" xmlns:oel="http://schemas.microsoft.com/office/2019/extlst" xmlns:r="http://schemas.openxmlformats.org/officeDocument/2006/relationships" xmlns:m="http://schemas.openxmlformats.org/officeDocument/2006/math" xmlns:v="urn:schemas-microsoft-com:vml" xmlns:wp14="http://schemas.microsoft.com/office/word/2010/wordprocessingDrawing" xmlns:wp="http://schemas.openxmlformats.org/drawingml/2006/wordprocessingDrawing" xmlns:w10="urn:schemas-microsoft-com:office:word" xmlns:w="http://schemas.openxmlformats.org/wordprocessingml/2006/main" xmlns:w14="http://schemas.microsoft.com/office/word/2010/wordml" xmlns:w15="http://schemas.microsoft.com/office/word/2012/wordml" xmlns:w16cex="http://schemas.microsoft.com/office/word/2018/wordml/cex" xmlns:w16cid="http://schemas.microsoft.com/office/word/2016/wordml/cid" xmlns:w16="http://schemas.microsoft.com/office/word/2018/wordml" xmlns:w16sdtdh="http://schemas.microsoft.com/office/word/2020/wordml/sdtdatahash" xmlns:w16se="http://schemas.microsoft.com/office/word/2015/wordml/symex" xmlns:wpg="http://schemas.microsoft.com/office/word/2010/wordprocessingGroup" xmlns:wpi="http://schemas.microsoft.com/office/word/2010/wordprocessingInk" xmlns:wne="http://schemas.microsoft.com/office/word/2006/wordml" xmlns:wps="http://schemas.microsoft.com/office/word/2010/wordprocessingShape" mc:Ignorable="w14 w15 w16se w16cid w16 w16cex w16sdtdh wp14">
+<w:footnotes xmlns:wpc="http://schemas.microsoft.com/office/word/2010/wordprocessingCanvas" xmlns:cx="http://schemas.microsoft.com/office/drawing/2014/chartex" xmlns:cx1="http://schemas.microsoft.com/office/drawing/2015/9/8/chartex" xmlns:cx2="http://schemas.microsoft.com/office/drawing/2015/10/21/chartex" xmlns:cx3="http://schemas.microsoft.com/office/drawing/2016/5/9/chartex" xmlns:cx4="http://schemas.microsoft.com/office/drawing/2016/5/10/chartex" xmlns:cx5="http://schemas.microsoft.com/office/drawing/2016/5/11/chartex" xmlns:cx6="http://schemas.microsoft.com/office/drawing/2016/5/12/chartex" xmlns:cx7="http://schemas.microsoft.com/office/drawing/2016/5/13/chartex" xmlns:cx8="http://schemas.microsoft.com/office/drawing/2016/5/14/chartex" xmlns:mc="http://schemas.openxmlformats.org/markup-compatibility/2006" xmlns:aink="http://schemas.microsoft.com/office/drawing/2016/ink" xmlns:am3d="http://schemas.microsoft.com/office/drawing/2017/model3d" xmlns:o="urn:schemas-microsoft-com:office:office" xmlns:oel="http://schemas.microsoft.com/office/2019/extlst" xmlns:r="http://schemas.openxmlformats.org/officeDocument/2006/relationships" xmlns:m="http://schemas.openxmlformats.org/officeDocument/2006/math" xmlns:v="urn:schemas-microsoft-com:vml" xmlns:wp14="http://schemas.microsoft.com/office/word/2010/wordprocessingDrawing" xmlns:wp="http://schemas.openxmlformats.org/drawingml/2006/wordprocessingDrawing" xmlns:w10="urn:schemas-microsoft-com:office:word" xmlns:w="http://schemas.openxmlformats.org/wordprocessingml/2006/main" xmlns:w14="http://schemas.microsoft.com/office/word/2010/wordml" xmlns:w15="http://schemas.microsoft.com/office/word/2012/wordml" xmlns:w16cex="http://schemas.microsoft.com/office/word/2018/wordml/cex" xmlns:w16cid="http://schemas.microsoft.com/office/word/2016/wordml/cid" xmlns:w16="http://schemas.microsoft.com/office/word/2018/wordml" xmlns:w16du="http://schemas.microsoft.com/office/word/2023/wordml/word16du" xmlns:w16sdtdh="http://schemas.microsoft.com/office/word/2020/wordml/sdtdatahash" xmlns:w16sdtfl="http://schemas.microsoft.com/office/word/2024/wordml/sdtformatlock" xmlns:w16se="http://schemas.microsoft.com/office/word/2015/wordml/symex" xmlns:wpg="http://schemas.microsoft.com/office/word/2010/wordprocessingGroup" xmlns:wpi="http://schemas.microsoft.com/office/word/2010/wordprocessingInk" xmlns:wne="http://schemas.microsoft.com/office/word/2006/wordml" xmlns:wps="http://schemas.microsoft.com/office/word/2010/wordprocessingShape" mc:Ignorable="w14 w15 w16se w16cid w16 w16cex w16sdtdh w16sdtfl w16du wp14">
   <w:footnote w:type="separator" w:id="-1">
     <w:p>
       <w:pPr>
@@ -796,7 +808,7 @@
 </file>
 
 <file path=word/header1.xml><?xml version="1.0" encoding="utf-8"?>
-<w:hdr xmlns:wpc="http://schemas.microsoft.com/office/word/2010/wordprocessingCanvas" xmlns:cx="http://schemas.microsoft.com/office/drawing/2014/chartex" xmlns:cx1="http://schemas.microsoft.com/office/drawing/2015/9/8/chartex" xmlns:cx2="http://schemas.microsoft.com/office/drawing/2015/10/21/chartex" xmlns:cx3="http://schemas.microsoft.com/office/drawing/2016/5/9/chartex" xmlns:cx4="http://schemas.microsoft.com/office/drawing/2016/5/10/chartex" xmlns:cx5="http://schemas.microsoft.com/office/drawing/2016/5/11/chartex" xmlns:cx6="http://schemas.microsoft.com/office/drawing/2016/5/12/chartex" xmlns:cx7="http://schemas.microsoft.com/office/drawing/2016/5/13/chartex" xmlns:cx8="http://schemas.microsoft.com/office/drawing/2016/5/14/chartex" xmlns:mc="http://schemas.openxmlformats.org/markup-compatibility/2006" xmlns:aink="http://schemas.microsoft.com/office/drawing/2016/ink" xmlns:am3d="http://schemas.microsoft.com/office/drawing/2017/model3d" xmlns:o="urn:schemas-microsoft-com:office:office" xmlns:oel="http://schemas.microsoft.com/office/2019/extlst" xmlns:r="http://schemas.openxmlformats.org/officeDocument/2006/relationships" xmlns:m="http://schemas.openxmlformats.org/officeDocument/2006/math" xmlns:v="urn:schemas-microsoft-com:vml" xmlns:wp14="http://schemas.microsoft.com/office/word/2010/wordprocessingDrawing" xmlns:wp="http://schemas.openxmlformats.org/drawingml/2006/wordprocessingDrawing" xmlns:w10="urn:schemas-microsoft-com:office:word" xmlns:w="http://schemas.openxmlformats.org/wordprocessingml/2006/main" xmlns:w14="http://schemas.microsoft.com/office/word/2010/wordml" xmlns:w15="http://schemas.microsoft.com/office/word/2012/wordml" xmlns:w16cex="http://schemas.microsoft.com/office/word/2018/wordml/cex" xmlns:w16cid="http://schemas.microsoft.com/office/word/2016/wordml/cid" xmlns:w16="http://schemas.microsoft.com/office/word/2018/wordml" xmlns:w16sdtdh="http://schemas.microsoft.com/office/word/2020/wordml/sdtdatahash" xmlns:w16se="http://schemas.microsoft.com/office/word/2015/wordml/symex" xmlns:wpg="http://schemas.microsoft.com/office/word/2010/wordprocessingGroup" xmlns:wpi="http://schemas.microsoft.com/office/word/2010/wordprocessingInk" xmlns:wne="http://schemas.microsoft.com/office/word/2006/wordml" xmlns:wps="http://schemas.microsoft.com/office/word/2010/wordprocessingShape" mc:Ignorable="w14 w15 w16se w16cid w16 w16cex w16sdtdh wp14">
+<w:hdr xmlns:wpc="http://schemas.microsoft.com/office/word/2010/wordprocessingCanvas" xmlns:cx="http://schemas.microsoft.com/office/drawing/2014/chartex" xmlns:cx1="http://schemas.microsoft.com/office/drawing/2015/9/8/chartex" xmlns:cx2="http://schemas.microsoft.com/office/drawing/2015/10/21/chartex" xmlns:cx3="http://schemas.microsoft.com/office/drawing/2016/5/9/chartex" xmlns:cx4="http://schemas.microsoft.com/office/drawing/2016/5/10/chartex" xmlns:cx5="http://schemas.microsoft.com/office/drawing/2016/5/11/chartex" xmlns:cx6="http://schemas.microsoft.com/office/drawing/2016/5/12/chartex" xmlns:cx7="http://schemas.microsoft.com/office/drawing/2016/5/13/chartex" xmlns:cx8="http://schemas.microsoft.com/office/drawing/2016/5/14/chartex" xmlns:mc="http://schemas.openxmlformats.org/markup-compatibility/2006" xmlns:aink="http://schemas.microsoft.com/office/drawing/2016/ink" xmlns:am3d="http://schemas.microsoft.com/office/drawing/2017/model3d" xmlns:o="urn:schemas-microsoft-com:office:office" xmlns:oel="http://schemas.microsoft.com/office/2019/extlst" xmlns:r="http://schemas.openxmlformats.org/officeDocument/2006/relationships" xmlns:m="http://schemas.openxmlformats.org/officeDocument/2006/math" xmlns:v="urn:schemas-microsoft-com:vml" xmlns:wp14="http://schemas.microsoft.com/office/word/2010/wordprocessingDrawing" xmlns:wp="http://schemas.openxmlformats.org/drawingml/2006/wordprocessingDrawing" xmlns:w10="urn:schemas-microsoft-com:office:word" xmlns:w="http://schemas.openxmlformats.org/wordprocessingml/2006/main" xmlns:w14="http://schemas.microsoft.com/office/word/2010/wordml" xmlns:w15="http://schemas.microsoft.com/office/word/2012/wordml" xmlns:w16cex="http://schemas.microsoft.com/office/word/2018/wordml/cex" xmlns:w16cid="http://schemas.microsoft.com/office/word/2016/wordml/cid" xmlns:w16="http://schemas.microsoft.com/office/word/2018/wordml" xmlns:w16du="http://schemas.microsoft.com/office/word/2023/wordml/word16du" xmlns:w16sdtdh="http://schemas.microsoft.com/office/word/2020/wordml/sdtdatahash" xmlns:w16sdtfl="http://schemas.microsoft.com/office/word/2024/wordml/sdtformatlock" xmlns:w16se="http://schemas.microsoft.com/office/word/2015/wordml/symex" xmlns:wpg="http://schemas.microsoft.com/office/word/2010/wordprocessingGroup" xmlns:wpi="http://schemas.microsoft.com/office/word/2010/wordprocessingInk" xmlns:wne="http://schemas.microsoft.com/office/word/2006/wordml" xmlns:wps="http://schemas.microsoft.com/office/word/2010/wordprocessingShape" mc:Ignorable="w14 w15 w16se w16cid w16 w16cex w16sdtdh w16sdtfl w16du wp14">
   <w:p>
     <w:pPr>
       <w:pStyle w:val="Header"/>
@@ -806,7 +818,7 @@
 </file>
 
 <file path=word/header2.xml><?xml version="1.0" encoding="utf-8"?>
-<w:hdr xmlns:wpc="http://schemas.microsoft.com/office/word/2010/wordprocessingCanvas" xmlns:cx="http://schemas.microsoft.com/office/drawing/2014/chartex" xmlns:cx1="http://schemas.microsoft.com/office/drawing/2015/9/8/chartex" xmlns:cx2="http://schemas.microsoft.com/office/drawing/2015/10/21/chartex" xmlns:cx3="http://schemas.microsoft.com/office/drawing/2016/5/9/chartex" xmlns:cx4="http://schemas.microsoft.com/office/drawing/2016/5/10/chartex" xmlns:cx5="http://schemas.microsoft.com/office/drawing/2016/5/11/chartex" xmlns:cx6="http://schemas.microsoft.com/office/drawing/2016/5/12/chartex" xmlns:cx7="http://schemas.microsoft.com/office/drawing/2016/5/13/chartex" xmlns:cx8="http://schemas.microsoft.com/office/drawing/2016/5/14/chartex" xmlns:mc="http://schemas.openxmlformats.org/markup-compatibility/2006" xmlns:aink="http://schemas.microsoft.com/office/drawing/2016/ink" xmlns:am3d="http://schemas.microsoft.com/office/drawing/2017/model3d" xmlns:o="urn:schemas-microsoft-com:office:office" xmlns:oel="http://schemas.microsoft.com/office/2019/extlst" xmlns:r="http://schemas.openxmlformats.org/officeDocument/2006/relationships" xmlns:m="http://schemas.openxmlformats.org/officeDocument/2006/math" xmlns:v="urn:schemas-microsoft-com:vml" xmlns:wp14="http://schemas.microsoft.com/office/word/2010/wordprocessingDrawing" xmlns:wp="http://schemas.openxmlformats.org/drawingml/2006/wordprocessingDrawing" xmlns:w10="urn:schemas-microsoft-com:office:word" xmlns:w="http://schemas.openxmlformats.org/wordprocessingml/2006/main" xmlns:w14="http://schemas.microsoft.com/office/word/2010/wordml" xmlns:w15="http://schemas.microsoft.com/office/word/2012/wordml" xmlns:w16cex="http://schemas.microsoft.com/office/word/2018/wordml/cex" xmlns:w16cid="http://schemas.microsoft.com/office/word/2016/wordml/cid" xmlns:w16="http://schemas.microsoft.com/office/word/2018/wordml" xmlns:w16sdtdh="http://schemas.microsoft.com/office/word/2020/wordml/sdtdatahash" xmlns:w16se="http://schemas.microsoft.com/office/word/2015/wordml/symex" xmlns:wpg="http://schemas.microsoft.com/office/word/2010/wordprocessingGroup" xmlns:wpi="http://schemas.microsoft.com/office/word/2010/wordprocessingInk" xmlns:wne="http://schemas.microsoft.com/office/word/2006/wordml" xmlns:wps="http://schemas.microsoft.com/office/word/2010/wordprocessingShape" mc:Ignorable="w14 w15 w16se w16cid w16 w16cex w16sdtdh wp14">
+<w:hdr xmlns:wpc="http://schemas.microsoft.com/office/word/2010/wordprocessingCanvas" xmlns:cx="http://schemas.microsoft.com/office/drawing/2014/chartex" xmlns:cx1="http://schemas.microsoft.com/office/drawing/2015/9/8/chartex" xmlns:cx2="http://schemas.microsoft.com/office/drawing/2015/10/21/chartex" xmlns:cx3="http://schemas.microsoft.com/office/drawing/2016/5/9/chartex" xmlns:cx4="http://schemas.microsoft.com/office/drawing/2016/5/10/chartex" xmlns:cx5="http://schemas.microsoft.com/office/drawing/2016/5/11/chartex" xmlns:cx6="http://schemas.microsoft.com/office/drawing/2016/5/12/chartex" xmlns:cx7="http://schemas.microsoft.com/office/drawing/2016/5/13/chartex" xmlns:cx8="http://schemas.microsoft.com/office/drawing/2016/5/14/chartex" xmlns:mc="http://schemas.openxmlformats.org/markup-compatibility/2006" xmlns:aink="http://schemas.microsoft.com/office/drawing/2016/ink" xmlns:am3d="http://schemas.microsoft.com/office/drawing/2017/model3d" xmlns:o="urn:schemas-microsoft-com:office:office" xmlns:oel="http://schemas.microsoft.com/office/2019/extlst" xmlns:r="http://schemas.openxmlformats.org/officeDocument/2006/relationships" xmlns:m="http://schemas.openxmlformats.org/officeDocument/2006/math" xmlns:v="urn:schemas-microsoft-com:vml" xmlns:wp14="http://schemas.microsoft.com/office/word/2010/wordprocessingDrawing" xmlns:wp="http://schemas.openxmlformats.org/drawingml/2006/wordprocessingDrawing" xmlns:w10="urn:schemas-microsoft-com:office:word" xmlns:w="http://schemas.openxmlformats.org/wordprocessingml/2006/main" xmlns:w14="http://schemas.microsoft.com/office/word/2010/wordml" xmlns:w15="http://schemas.microsoft.com/office/word/2012/wordml" xmlns:w16cex="http://schemas.microsoft.com/office/word/2018/wordml/cex" xmlns:w16cid="http://schemas.microsoft.com/office/word/2016/wordml/cid" xmlns:w16="http://schemas.microsoft.com/office/word/2018/wordml" xmlns:w16du="http://schemas.microsoft.com/office/word/2023/wordml/word16du" xmlns:w16sdtdh="http://schemas.microsoft.com/office/word/2020/wordml/sdtdatahash" xmlns:w16sdtfl="http://schemas.microsoft.com/office/word/2024/wordml/sdtformatlock" xmlns:w16se="http://schemas.microsoft.com/office/word/2015/wordml/symex" xmlns:wpg="http://schemas.microsoft.com/office/word/2010/wordprocessingGroup" xmlns:wpi="http://schemas.microsoft.com/office/word/2010/wordprocessingInk" xmlns:wne="http://schemas.microsoft.com/office/word/2006/wordml" xmlns:wps="http://schemas.microsoft.com/office/word/2010/wordprocessingShape" mc:Ignorable="w14 w15 w16se w16cid w16 w16cex w16sdtdh w16sdtfl w16du wp14">
   <w:p>
     <w:pPr>
       <w:pStyle w:val="Header"/>
@@ -817,7 +829,7 @@
 </file>
 
 <file path=word/header3.xml><?xml version="1.0" encoding="utf-8"?>
-<w:hdr xmlns:wpc="http://schemas.microsoft.com/office/word/2010/wordprocessingCanvas" xmlns:cx="http://schemas.microsoft.com/office/drawing/2014/chartex" xmlns:cx1="http://schemas.microsoft.com/office/drawing/2015/9/8/chartex" xmlns:cx2="http://schemas.microsoft.com/office/drawing/2015/10/21/chartex" xmlns:cx3="http://schemas.microsoft.com/office/drawing/2016/5/9/chartex" xmlns:cx4="http://schemas.microsoft.com/office/drawing/2016/5/10/chartex" xmlns:cx5="http://schemas.microsoft.com/office/drawing/2016/5/11/chartex" xmlns:cx6="http://schemas.microsoft.com/office/drawing/2016/5/12/chartex" xmlns:cx7="http://schemas.microsoft.com/office/drawing/2016/5/13/chartex" xmlns:cx8="http://schemas.microsoft.com/office/drawing/2016/5/14/chartex" xmlns:mc="http://schemas.openxmlformats.org/markup-compatibility/2006" xmlns:aink="http://schemas.microsoft.com/office/drawing/2016/ink" xmlns:am3d="http://schemas.microsoft.com/office/drawing/2017/model3d" xmlns:o="urn:schemas-microsoft-com:office:office" xmlns:oel="http://schemas.microsoft.com/office/2019/extlst" xmlns:r="http://schemas.openxmlformats.org/officeDocument/2006/relationships" xmlns:m="http://schemas.openxmlformats.org/officeDocument/2006/math" xmlns:v="urn:schemas-microsoft-com:vml" xmlns:wp14="http://schemas.microsoft.com/office/word/2010/wordprocessingDrawing" xmlns:wp="http://schemas.openxmlformats.org/drawingml/2006/wordprocessingDrawing" xmlns:w10="urn:schemas-microsoft-com:office:word" xmlns:w="http://schemas.openxmlformats.org/wordprocessingml/2006/main" xmlns:w14="http://schemas.microsoft.com/office/word/2010/wordml" xmlns:w15="http://schemas.microsoft.com/office/word/2012/wordml" xmlns:w16cex="http://schemas.microsoft.com/office/word/2018/wordml/cex" xmlns:w16cid="http://schemas.microsoft.com/office/word/2016/wordml/cid" xmlns:w16="http://schemas.microsoft.com/office/word/2018/wordml" xmlns:w16sdtdh="http://schemas.microsoft.com/office/word/2020/wordml/sdtdatahash" xmlns:w16se="http://schemas.microsoft.com/office/word/2015/wordml/symex" xmlns:wpg="http://schemas.microsoft.com/office/word/2010/wordprocessingGroup" xmlns:wpi="http://schemas.microsoft.com/office/word/2010/wordprocessingInk" xmlns:wne="http://schemas.microsoft.com/office/word/2006/wordml" xmlns:wps="http://schemas.microsoft.com/office/word/2010/wordprocessingShape" mc:Ignorable="w14 w15 w16se w16cid w16 w16cex w16sdtdh wp14">
+<w:hdr xmlns:wpc="http://schemas.microsoft.com/office/word/2010/wordprocessingCanvas" xmlns:cx="http://schemas.microsoft.com/office/drawing/2014/chartex" xmlns:cx1="http://schemas.microsoft.com/office/drawing/2015/9/8/chartex" xmlns:cx2="http://schemas.microsoft.com/office/drawing/2015/10/21/chartex" xmlns:cx3="http://schemas.microsoft.com/office/drawing/2016/5/9/chartex" xmlns:cx4="http://schemas.microsoft.com/office/drawing/2016/5/10/chartex" xmlns:cx5="http://schemas.microsoft.com/office/drawing/2016/5/11/chartex" xmlns:cx6="http://schemas.microsoft.com/office/drawing/2016/5/12/chartex" xmlns:cx7="http://schemas.microsoft.com/office/drawing/2016/5/13/chartex" xmlns:cx8="http://schemas.microsoft.com/office/drawing/2016/5/14/chartex" xmlns:mc="http://schemas.openxmlformats.org/markup-compatibility/2006" xmlns:aink="http://schemas.microsoft.com/office/drawing/2016/ink" xmlns:am3d="http://schemas.microsoft.com/office/drawing/2017/model3d" xmlns:o="urn:schemas-microsoft-com:office:office" xmlns:oel="http://schemas.microsoft.com/office/2019/extlst" xmlns:r="http://schemas.openxmlformats.org/officeDocument/2006/relationships" xmlns:m="http://schemas.openxmlformats.org/officeDocument/2006/math" xmlns:v="urn:schemas-microsoft-com:vml" xmlns:wp14="http://schemas.microsoft.com/office/word/2010/wordprocessingDrawing" xmlns:wp="http://schemas.openxmlformats.org/drawingml/2006/wordprocessingDrawing" xmlns:w10="urn:schemas-microsoft-com:office:word" xmlns:w="http://schemas.openxmlformats.org/wordprocessingml/2006/main" xmlns:w14="http://schemas.microsoft.com/office/word/2010/wordml" xmlns:w15="http://schemas.microsoft.com/office/word/2012/wordml" xmlns:w16cex="http://schemas.microsoft.com/office/word/2018/wordml/cex" xmlns:w16cid="http://schemas.microsoft.com/office/word/2016/wordml/cid" xmlns:w16="http://schemas.microsoft.com/office/word/2018/wordml" xmlns:w16du="http://schemas.microsoft.com/office/word/2023/wordml/word16du" xmlns:w16sdtdh="http://schemas.microsoft.com/office/word/2020/wordml/sdtdatahash" xmlns:w16sdtfl="http://schemas.microsoft.com/office/word/2024/wordml/sdtformatlock" xmlns:w16se="http://schemas.microsoft.com/office/word/2015/wordml/symex" xmlns:wpg="http://schemas.microsoft.com/office/word/2010/wordprocessingGroup" xmlns:wpi="http://schemas.microsoft.com/office/word/2010/wordprocessingInk" xmlns:wne="http://schemas.microsoft.com/office/word/2006/wordml" xmlns:wps="http://schemas.microsoft.com/office/word/2010/wordprocessingShape" mc:Ignorable="w14 w15 w16se w16cid w16 w16cex w16sdtdh w16sdtfl w16du wp14">
   <w:p>
     <w:pPr>
       <w:pStyle w:val="Header"/>
@@ -826,7 +838,7 @@
     <w:r>
       <w:tab/>
       <w:tab/>
-      <w:t>2026-06-17</w:t>
+      <w:t>2026-06-18</w:t>
       <w:br/>
       <w:br/>
     </w:r>
@@ -843,7 +855,7 @@
 </file>
 
 <file path=word/numbering.xml><?xml version="1.0" encoding="utf-8"?>
-<w:numbering xmlns:wpc="http://schemas.microsoft.com/office/word/2010/wordprocessingCanvas" xmlns:cx="http://schemas.microsoft.com/office/drawing/2014/chartex" xmlns:cx1="http://schemas.microsoft.com/office/drawing/2015/9/8/chartex" xmlns:cx2="http://schemas.microsoft.com/office/drawing/2015/10/21/chartex" xmlns:cx3="http://schemas.microsoft.com/office/drawing/2016/5/9/chartex" xmlns:cx4="http://schemas.microsoft.com/office/drawing/2016/5/10/chartex" xmlns:cx5="http://schemas.microsoft.com/office/drawing/2016/5/11/chartex" xmlns:cx6="http://schemas.microsoft.com/office/drawing/2016/5/12/chartex" xmlns:cx7="http://schemas.microsoft.com/office/drawing/2016/5/13/chartex" xmlns:cx8="http://schemas.microsoft.com/office/drawing/2016/5/14/chartex" xmlns:mc="http://schemas.openxmlformats.org/markup-compatibility/2006" xmlns:aink="http://schemas.microsoft.com/office/drawing/2016/ink" xmlns:am3d="http://schemas.microsoft.com/office/drawing/2017/model3d" xmlns:o="urn:schemas-microsoft-com:office:office" xmlns:oel="http://schemas.microsoft.com/office/2019/extlst" xmlns:r="http://schemas.openxmlformats.org/officeDocument/2006/relationships" xmlns:m="http://schemas.openxmlformats.org/officeDocument/2006/math" xmlns:v="urn:schemas-microsoft-com:vml" xmlns:wp14="http://schemas.microsoft.com/office/word/2010/wordprocessingDrawing" xmlns:wp="http://schemas.openxmlformats.org/drawingml/2006/wordprocessingDrawing" xmlns:w10="urn:schemas-microsoft-com:office:word" xmlns:w="http://schemas.openxmlformats.org/wordprocessingml/2006/main" xmlns:w14="http://schemas.microsoft.com/office/word/2010/wordml" xmlns:w15="http://schemas.microsoft.com/office/word/2012/wordml" xmlns:w16cex="http://schemas.microsoft.com/office/word/2018/wordml/cex" xmlns:w16cid="http://schemas.microsoft.com/office/word/2016/wordml/cid" xmlns:w16="http://schemas.microsoft.com/office/word/2018/wordml" xmlns:w16sdtdh="http://schemas.microsoft.com/office/word/2020/wordml/sdtdatahash" xmlns:w16se="http://schemas.microsoft.com/office/word/2015/wordml/symex" xmlns:wpg="http://schemas.microsoft.com/office/word/2010/wordprocessingGroup" xmlns:wpi="http://schemas.microsoft.com/office/word/2010/wordprocessingInk" xmlns:wne="http://schemas.microsoft.com/office/word/2006/wordml" xmlns:wps="http://schemas.microsoft.com/office/word/2010/wordprocessingShape" mc:Ignorable="w14 w15 w16se w16cid w16 w16cex w16sdtdh wp14">
+<w:numbering xmlns:wpc="http://schemas.microsoft.com/office/word/2010/wordprocessingCanvas" xmlns:cx="http://schemas.microsoft.com/office/drawing/2014/chartex" xmlns:cx1="http://schemas.microsoft.com/office/drawing/2015/9/8/chartex" xmlns:cx2="http://schemas.microsoft.com/office/drawing/2015/10/21/chartex" xmlns:cx3="http://schemas.microsoft.com/office/drawing/2016/5/9/chartex" xmlns:cx4="http://schemas.microsoft.com/office/drawing/2016/5/10/chartex" xmlns:cx5="http://schemas.microsoft.com/office/drawing/2016/5/11/chartex" xmlns:cx6="http://schemas.microsoft.com/office/drawing/2016/5/12/chartex" xmlns:cx7="http://schemas.microsoft.com/office/drawing/2016/5/13/chartex" xmlns:cx8="http://schemas.microsoft.com/office/drawing/2016/5/14/chartex" xmlns:mc="http://schemas.openxmlformats.org/markup-compatibility/2006" xmlns:aink="http://schemas.microsoft.com/office/drawing/2016/ink" xmlns:am3d="http://schemas.microsoft.com/office/drawing/2017/model3d" xmlns:o="urn:schemas-microsoft-com:office:office" xmlns:oel="http://schemas.microsoft.com/office/2019/extlst" xmlns:r="http://schemas.openxmlformats.org/officeDocument/2006/relationships" xmlns:m="http://schemas.openxmlformats.org/officeDocument/2006/math" xmlns:v="urn:schemas-microsoft-com:vml" xmlns:wp14="http://schemas.microsoft.com/office/word/2010/wordprocessingDrawing" xmlns:wp="http://schemas.openxmlformats.org/drawingml/2006/wordprocessingDrawing" xmlns:w10="urn:schemas-microsoft-com:office:word" xmlns:w="http://schemas.openxmlformats.org/wordprocessingml/2006/main" xmlns:w14="http://schemas.microsoft.com/office/word/2010/wordml" xmlns:w15="http://schemas.microsoft.com/office/word/2012/wordml" xmlns:w16cex="http://schemas.microsoft.com/office/word/2018/wordml/cex" xmlns:w16cid="http://schemas.microsoft.com/office/word/2016/wordml/cid" xmlns:w16="http://schemas.microsoft.com/office/word/2018/wordml" xmlns:w16du="http://schemas.microsoft.com/office/word/2023/wordml/word16du" xmlns:w16sdtdh="http://schemas.microsoft.com/office/word/2020/wordml/sdtdatahash" xmlns:w16sdtfl="http://schemas.microsoft.com/office/word/2024/wordml/sdtformatlock" xmlns:w16se="http://schemas.microsoft.com/office/word/2015/wordml/symex" xmlns:wpg="http://schemas.microsoft.com/office/word/2010/wordprocessingGroup" xmlns:wpi="http://schemas.microsoft.com/office/word/2010/wordprocessingInk" xmlns:wne="http://schemas.microsoft.com/office/word/2006/wordml" xmlns:wps="http://schemas.microsoft.com/office/word/2010/wordprocessingShape" mc:Ignorable="w14 w15 w16se w16cid w16 w16cex w16sdtdh w16sdtfl w16du wp14">
   <w:abstractNum w:abstractNumId="0" w15:restartNumberingAfterBreak="0">
     <w:nsid w:val="FFFFFF7C"/>
     <w:multiLevelType w:val="singleLevel"/>
@@ -1046,7 +1058,7 @@
 </file>
 
 <file path=word/styles.xml><?xml version="1.0" encoding="utf-8"?>
-<w:styles xmlns:mc="http://schemas.openxmlformats.org/markup-compatibility/2006" xmlns:r="http://schemas.openxmlformats.org/officeDocument/2006/relationships" xmlns:w="http://schemas.openxmlformats.org/wordprocessingml/2006/main" xmlns:w14="http://schemas.microsoft.com/office/word/2010/wordml" xmlns:w15="http://schemas.microsoft.com/office/word/2012/wordml" xmlns:w16cex="http://schemas.microsoft.com/office/word/2018/wordml/cex" xmlns:w16cid="http://schemas.microsoft.com/office/word/2016/wordml/cid" xmlns:w16="http://schemas.microsoft.com/office/word/2018/wordml" xmlns:w16sdtdh="http://schemas.microsoft.com/office/word/2020/wordml/sdtdatahash" xmlns:w16se="http://schemas.microsoft.com/office/word/2015/wordml/symex" mc:Ignorable="w14 w15 w16se w16cid w16 w16cex w16sdtdh">
+<w:styles xmlns:mc="http://schemas.openxmlformats.org/markup-compatibility/2006" xmlns:r="http://schemas.openxmlformats.org/officeDocument/2006/relationships" xmlns:w="http://schemas.openxmlformats.org/wordprocessingml/2006/main" xmlns:w14="http://schemas.microsoft.com/office/word/2010/wordml" xmlns:w15="http://schemas.microsoft.com/office/word/2012/wordml" xmlns:w16cex="http://schemas.microsoft.com/office/word/2018/wordml/cex" xmlns:w16cid="http://schemas.microsoft.com/office/word/2016/wordml/cid" xmlns:w16="http://schemas.microsoft.com/office/word/2018/wordml" xmlns:w16du="http://schemas.microsoft.com/office/word/2023/wordml/word16du" xmlns:w16sdtdh="http://schemas.microsoft.com/office/word/2020/wordml/sdtdatahash" xmlns:w16sdtfl="http://schemas.microsoft.com/office/word/2024/wordml/sdtformatlock" xmlns:w16se="http://schemas.microsoft.com/office/word/2015/wordml/symex" mc:Ignorable="w14 w15 w16se w16cid w16 w16cex w16sdtdh w16sdtfl w16du">
   <w:docDefaults>
     <w:rPrDefault>
       <w:rPr>
@@ -1804,7 +1816,7 @@
     <w:link w:val="TitleChar"/>
     <w:uiPriority w:val="10"/>
     <w:qFormat/>
-    <w:rsid w:val="007106C8"/>
+    <w:rsid w:val="00E854FA"/>
     <w:pPr>
       <w:spacing w:after="300" w:line="240" w:lineRule="auto"/>
       <w:contextualSpacing/>
@@ -1814,7 +1826,7 @@
       <w:rFonts w:eastAsiaTheme="majorEastAsia" w:cstheme="majorBidi"/>
       <w:spacing w:val="5"/>
       <w:kern w:val="28"/>
-      <w:sz w:val="52"/>
+      <w:sz w:val="40"/>
       <w:szCs w:val="52"/>
       <w:lang w:val="sv-SE" w:eastAsia="en-US" w:bidi="ar-SA"/>
     </w:rPr>
@@ -1824,12 +1836,12 @@
     <w:basedOn w:val="DefaultParagraphFont"/>
     <w:link w:val="Title"/>
     <w:uiPriority w:val="10"/>
-    <w:rsid w:val="007106C8"/>
+    <w:rsid w:val="00E854FA"/>
     <w:rPr>
       <w:rFonts w:ascii="Times New Roman" w:eastAsiaTheme="majorEastAsia" w:hAnsi="Times New Roman" w:cstheme="majorBidi"/>
       <w:spacing w:val="5"/>
       <w:kern w:val="28"/>
-      <w:sz w:val="52"/>
+      <w:sz w:val="40"/>
       <w:szCs w:val="52"/>
       <w:lang w:val="sv-SE" w:eastAsia="en-US" w:bidi="ar-SA"/>
     </w:rPr>

--- a/klagomål/A 61178-2025 FSC-klagomål.docx
+++ b/klagomål/A 61178-2025 FSC-klagomål.docx
@@ -838,7 +838,7 @@
     <w:r>
       <w:tab/>
       <w:tab/>
-      <w:t>2026-06-18</w:t>
+      <w:t>2026-06-19</w:t>
       <w:br/>
       <w:br/>
     </w:r>

--- a/klagomål/A 61178-2025 FSC-klagomål.docx
+++ b/klagomål/A 61178-2025 FSC-klagomål.docx
@@ -838,7 +838,7 @@
     <w:r>
       <w:tab/>
       <w:tab/>
-      <w:t>2026-06-19</w:t>
+      <w:t>2026-06-20</w:t>
       <w:br/>
       <w:br/>
     </w:r>

--- a/klagomål/A 61178-2025 FSC-klagomål.docx
+++ b/klagomål/A 61178-2025 FSC-klagomål.docx
@@ -168,38 +168,7 @@
     </w:p>
     <w:p>
       <w:r>
-        <w:t>Detta dokument behandlar höga naturvärden i avverkningsanmälan A 61178-2025 i Kiruna kommun som inkom 2025-12-09 och omfattar 31,3 ha.</w:t>
-      </w:r>
-    </w:p>
-    <w:p>
-      <w:r>
-        <w:t>Nedan presenteras fynd av naturvårdsarter och fridlysta arter som gjorts i det avverkningsanmälda området, samt relevanta utdrag ur standarderna för FSC, Chain of Custody, Controlled Wood och PEFC.</w:t>
-      </w:r>
-    </w:p>
-    <w:p>
-      <w:r>
-        <w:t>Vi förväntar oss att ni återkommer med ett skriftligt svar på vårt klagomål och även beskriver vilka korrigerande åtgärder ni satt in för att rätta till identifierade brister i er efterlevnad av den svenska FSC standarden.</w:t>
-      </w:r>
-    </w:p>
-    <w:p>
-      <w:pPr>
-        <w:pStyle w:val="Heading1"/>
-      </w:pPr>
-      <w:r>
-        <w:t>Naturvårdsarter</w:t>
-      </w:r>
-    </w:p>
-    <w:p>
-      <w:r>
-        <w:t>I avverkningsanmälan har följande 9 naturvårdsarter hittats: skrovlig taggsvamp (VU), blanksvart spiklav (NT), blå taggsvamp (NT, T), dvärgbägarlav (NT, T), gammelgransskål (NT, T), orange taggsvamp (NT, T), vedskivlav (NT, T), vitplätt (NT) och plattlummer (S, T, §9). Av dessa är 8 rödlistade. För rödlistade arter har rödlistekategorin angivits inom parentes. Arter som är signalarter enligt Skogsstyrelsen har markerats med (S). Typiska arter inom Natura 2000 som är kopplade till skogsekosystem har markerats med (T). För fridlysta arter anges även paragrafen i Artskyddsförordningen som arten är fridlyst enligt.</w:t>
-      </w:r>
-    </w:p>
-    <w:p>
-      <w:r>
-        <w:t>De påträffade naturvårdsarterna är ett tydligt kvitto på att det rör sig om en skog med höga naturvärden.</w:t>
-      </w:r>
-      <w:r>
-        <w:t xml:space="preserve"> I Figur 1 visas fyndplatser för naturvårdsarter i området, som finns registrerade på Artportalen.</w:t>
+        <w:t>Detta klagomål behandlar höga naturvärden i avverkningsanmälan A 61178-2025 i Kiruna kommun som inkom 2025-12-09 och omfattar 31,3 ha.</w:t>
       </w:r>
     </w:p>
     <w:p>
@@ -209,7 +178,7 @@
       <w:r>
         <w:drawing>
           <wp:inline xmlns:a="http://schemas.openxmlformats.org/drawingml/2006/main" xmlns:pic="http://schemas.openxmlformats.org/drawingml/2006/picture">
-            <wp:extent cx="4261113" cy="5688000"/>
+            <wp:extent cx="4288082" cy="5724000"/>
             <wp:docPr id="1" name="Picture 1"/>
             <wp:cNvGraphicFramePr>
               <a:graphicFrameLocks noChangeAspect="1"/>
@@ -230,7 +199,7 @@
                   <pic:spPr>
                     <a:xfrm>
                       <a:off x="0" y="0"/>
-                      <a:ext cx="4261113" cy="5688000"/>
+                      <a:ext cx="4288082" cy="5724000"/>
                     </a:xfrm>
                     <a:prstGeom prst="rect"/>
                   </pic:spPr>
@@ -247,20 +216,35 @@
         <w:spacing w:after="240"/>
       </w:pPr>
       <w:r>
-        <w:t>Figur 1. Fyndplatser för naturvårdsarter i avverkningsanmälan (röd linje). Markörer utan svart kant är placerade på fyndplatsen. Markörer med svart kant är placerade vid sidan av fyndplatsen och har ett svart streck som visar fyndplatsens exakta position. Kartans mittpunktskoordinat är N 7525425, E 768716 i SWEREF 99 TM.</w:t>
+        <w:t>Figur 1. Fyndplatser för naturvårdsarter i avverkningsanmälan. Markörer utan svart kant är placerade på fyndplatsen. Markörer med svart kant är placerade vid sidan av fyndplatsen har ett svart streck som visar fyndplatsens exakta position. Kartans mittpunktskoordinat är N 7525425, E 768716 i SWEREF 99 TM.</w:t>
+      </w:r>
+    </w:p>
+    <w:p>
+      <w:r>
+        <w:t>I avverkningsanmälan finns fynd av 9 naturvårdsarter, varav 8 är rödlistade, 1 är fridlyst, 6 är typiska (T) och 1 är signalart (S): skrovlig taggsvamp (VU), blanksvart spiklav (NT), blå taggsvamp (NT, T), dvärgbägarlav (NT, T), gammelgransskål (NT, T), orange taggsvamp (NT, T), vedskivlav (NT, T), vitplätt (NT) och plattlummer (S, T, §9). Se Figur 1.</w:t>
+      </w:r>
+    </w:p>
+    <w:p>
+      <w:r>
+        <w:t>Nedan presenteras relevanta utdrag ur standarderna för FSC, Chain of Custody, Controlled Wood och PEFC.</w:t>
+      </w:r>
+    </w:p>
+    <w:p>
+      <w:r>
+        <w:t>Vi förväntar oss att ni återkommer med ett skriftligt svar på vårt klagomål och även beskriver vilka korrigerande åtgärder ni satt in för att rätta till identifierade brister i er efterlevnad av den svenska FSC standarden.</w:t>
       </w:r>
     </w:p>
     <w:p>
       <w:pPr>
-        <w:pStyle w:val="Heading2"/>
+        <w:pStyle w:val="Heading1"/>
       </w:pPr>
       <w:r>
-        <w:t>Fridlysta arter</w:t>
+        <w:t>Naturvårdsarter och fridlysta arter</w:t>
       </w:r>
     </w:p>
     <w:p>
       <w:r>
-        <w:t>Följande fridlysta arter har sina livsmiljöer och växtplatser i den avverkningsanmälda skogen: plattlummer (S, T, §9).</w:t>
+        <w:t>Nedan följer beskrivningar av de naturvårdsarter och fridlysta arter som har sina livsmiljöer och växtplatser i den avverkningsanmälda skogen. De påträffade naturvårdsarterna är ett tydligt kvitto på att det rör sig om en skog med höga naturvärden.</w:t>
       </w:r>
     </w:p>
     <w:p>
@@ -268,36 +252,10 @@
         <w:rPr>
           <w:b/>
         </w:rPr>
-        <w:t>Plattlummer (§9)</w:t>
+        <w:t xml:space="preserve">Skrovlig taggsvamp (VU) </w:t>
       </w:r>
       <w:r>
-        <w:t xml:space="preserve"> växer främst i ljusöppna sandtallskogar eller annan gles, torr och brandpräglad hedbarrskog. Den är mest frekvent i olika typer av naturskogar och kontinuitetsskogar och missgynnas markant av slutavverkning och maskinell markberedning. Söder ut i landet förekommer de närstående arterna cypresslummer (VU, §8) och mellanlummer (VU, §9), vilka båda omfattas av EU:s art- och habitatdirektiv. Plattlummer är typisk art för </w:t>
-      </w:r>
-      <w:r>
-        <w:rPr>
-          <w:i/>
-        </w:rPr>
-        <w:t xml:space="preserve">9010 Taiga </w:t>
-      </w:r>
-      <w:r>
-        <w:t>och</w:t>
-      </w:r>
-      <w:r>
-        <w:rPr>
-          <w:i/>
-        </w:rPr>
-        <w:t xml:space="preserve"> 2320 Rissandhedar </w:t>
-      </w:r>
-      <w:r>
-        <w:t>(Nitare &amp; Skogsstyrelsen, 2019; SLU Artdatabanken, 2025).</w:t>
-      </w:r>
-    </w:p>
-    <w:p>
-      <w:pPr>
-        <w:pStyle w:val="Heading2"/>
-      </w:pPr>
-      <w:r>
-        <w:t>Övriga naturvårdsarter</w:t>
+        <w:t>bildar mykorrhiza med tall i äldre tallskog, framför allt på tallhed. Den växer huvudsakligen i äldre barrskog som hotas av slutavverkning. Genom att äldre barrskogar och naturskogar blir allt sällsyntare, missgynnas arten av skogsbruk. Arten ingår i ett åtgärdsprogram för hotade arter (ÅGP) och en långsiktig tillgång till svampens värdträd behöver säkras genom att växtplatserna undantas från avverkning. Skrovlig taggsvamp är globalt rödlistad som nära hotad (NT) vilket innebär att Sverige har ett internationellt ansvar för arten (IUCN, 2025; SLU Artdatabanken, 2026; Nitare, 2006).</w:t>
       </w:r>
     </w:p>
     <w:p>
@@ -396,17 +354,6 @@
         <w:rPr>
           <w:b/>
         </w:rPr>
-        <w:t xml:space="preserve">Skrovlig taggsvamp (VU) </w:t>
-      </w:r>
-      <w:r>
-        <w:t>bildar mykorrhiza med tall i äldre tallskog, framför allt på tallhed. Den växer huvudsakligen i äldre barrskog som hotas av slutavverkning. Genom att äldre barrskogar och naturskogar blir allt sällsyntare, missgynnas arten av skogsbruk. Arten ingår i ett åtgärdsprogram för hotade arter (ÅGP) och en långsiktig tillgång till svampens värdträd behöver säkras genom att växtplatserna undantas från avverkning. Skrovlig taggsvamp är globalt rödlistad som nära hotad (NT) vilket innebär att Sverige har ett internationellt ansvar för arten (IUCN, 2025; SLU Artdatabanken, 2026; Nitare, 2006).</w:t>
-      </w:r>
-    </w:p>
-    <w:p>
-      <w:r>
-        <w:rPr>
-          <w:b/>
-        </w:rPr>
         <w:t>Vedskivlav (NT)</w:t>
       </w:r>
       <w:r>
@@ -431,6 +378,35 @@
       </w:r>
       <w:r>
         <w:t xml:space="preserve"> är en nedbrytare av död, hård och torr tallved och orsakar brunröta. Den förekommer mest i äldre, naturskogsliknande tallskog eller blandskog med äldre tall. Arten hotas av avverkning av gammal, senvuxen tall. I södra Sverige råder brist på lämpliga habitat och arten kan inte längre sprida sig utanför sina få kända växtplatser. Lokaler med gammal tall bör undantas från skogsbruk, i synnerhet i södra Sverige (SLU Artdatabanken, 2024).</w:t>
+      </w:r>
+    </w:p>
+    <w:p>
+      <w:r>
+        <w:rPr>
+          <w:b/>
+        </w:rPr>
+        <w:t>Plattlummer (§9)</w:t>
+      </w:r>
+      <w:r>
+        <w:t xml:space="preserve"> växer främst i ljusöppna sandtallskogar eller annan gles, torr och brandpräglad hedbarrskog. Den är mest frekvent i olika typer av naturskogar och kontinuitetsskogar och missgynnas markant av slutavverkning och maskinell markberedning. Söder ut i landet förekommer de närstående arterna cypresslummer (VU, §8) och mellanlummer (VU, §9), vilka båda omfattas av EU:s art- och habitatdirektiv. Plattlummer är typisk art för </w:t>
+      </w:r>
+      <w:r>
+        <w:rPr>
+          <w:i/>
+        </w:rPr>
+        <w:t xml:space="preserve">9010 Taiga </w:t>
+      </w:r>
+      <w:r>
+        <w:t>och</w:t>
+      </w:r>
+      <w:r>
+        <w:rPr>
+          <w:i/>
+        </w:rPr>
+        <w:t xml:space="preserve"> 2320 Rissandhedar </w:t>
+      </w:r>
+      <w:r>
+        <w:t>(Nitare &amp; Skogsstyrelsen, 2019; SLU Artdatabanken, 2025).</w:t>
       </w:r>
     </w:p>
     <w:p>
@@ -838,7 +814,7 @@
     <w:r>
       <w:tab/>
       <w:tab/>
-      <w:t>2026-06-20</w:t>
+      <w:t>2026-06-21</w:t>
       <w:br/>
       <w:br/>
     </w:r>

--- a/klagomål/A 61178-2025 FSC-klagomål.docx
+++ b/klagomål/A 61178-2025 FSC-klagomål.docx
@@ -814,7 +814,7 @@
     <w:r>
       <w:tab/>
       <w:tab/>
-      <w:t>2026-06-21</w:t>
+      <w:t>2026-06-22</w:t>
       <w:br/>
       <w:br/>
     </w:r>

--- a/klagomål/A 61178-2025 FSC-klagomål.docx
+++ b/klagomål/A 61178-2025 FSC-klagomål.docx
@@ -814,7 +814,7 @@
     <w:r>
       <w:tab/>
       <w:tab/>
-      <w:t>2026-06-22</w:t>
+      <w:t>2026-06-23</w:t>
       <w:br/>
       <w:br/>
     </w:r>

--- a/klagomål/A 61178-2025 FSC-klagomål.docx
+++ b/klagomål/A 61178-2025 FSC-klagomål.docx
@@ -814,7 +814,7 @@
     <w:r>
       <w:tab/>
       <w:tab/>
-      <w:t>2026-06-23</w:t>
+      <w:t>2026-06-24</w:t>
       <w:br/>
       <w:br/>
     </w:r>

--- a/klagomål/A 61178-2025 FSC-klagomål.docx
+++ b/klagomål/A 61178-2025 FSC-klagomål.docx
@@ -814,7 +814,7 @@
     <w:r>
       <w:tab/>
       <w:tab/>
-      <w:t>2026-06-24</w:t>
+      <w:t>2026-06-25</w:t>
       <w:br/>
       <w:br/>
     </w:r>

--- a/klagomål/A 61178-2025 FSC-klagomål.docx
+++ b/klagomål/A 61178-2025 FSC-klagomål.docx
@@ -814,7 +814,7 @@
     <w:r>
       <w:tab/>
       <w:tab/>
-      <w:t>2026-06-25</w:t>
+      <w:t>2026-06-26</w:t>
       <w:br/>
       <w:br/>
     </w:r>

--- a/klagomål/A 61178-2025 FSC-klagomål.docx
+++ b/klagomål/A 61178-2025 FSC-klagomål.docx
@@ -814,7 +814,7 @@
     <w:r>
       <w:tab/>
       <w:tab/>
-      <w:t>2026-06-26</w:t>
+      <w:t>2026-06-27</w:t>
       <w:br/>
       <w:br/>
     </w:r>

--- a/klagomål/A 61178-2025 FSC-klagomål.docx
+++ b/klagomål/A 61178-2025 FSC-klagomål.docx
@@ -814,7 +814,7 @@
     <w:r>
       <w:tab/>
       <w:tab/>
-      <w:t>2026-06-27</w:t>
+      <w:t>2026-06-28</w:t>
       <w:br/>
       <w:br/>
     </w:r>

--- a/klagomål/A 61178-2025 FSC-klagomål.docx
+++ b/klagomål/A 61178-2025 FSC-klagomål.docx
@@ -814,7 +814,7 @@
     <w:r>
       <w:tab/>
       <w:tab/>
-      <w:t>2026-06-28</w:t>
+      <w:t>2026-06-29</w:t>
       <w:br/>
       <w:br/>
     </w:r>

--- a/klagomål/A 61178-2025 FSC-klagomål.docx
+++ b/klagomål/A 61178-2025 FSC-klagomål.docx
@@ -814,7 +814,7 @@
     <w:r>
       <w:tab/>
       <w:tab/>
-      <w:t>2026-06-29</w:t>
+      <w:t>2026-06-30</w:t>
       <w:br/>
       <w:br/>
     </w:r>

--- a/klagomål/A 61178-2025 FSC-klagomål.docx
+++ b/klagomål/A 61178-2025 FSC-klagomål.docx
@@ -814,7 +814,7 @@
     <w:r>
       <w:tab/>
       <w:tab/>
-      <w:t>2026-06-30</w:t>
+      <w:t>2026-07-01</w:t>
       <w:br/>
       <w:br/>
     </w:r>

--- a/klagomål/A 61178-2025 FSC-klagomål.docx
+++ b/klagomål/A 61178-2025 FSC-klagomål.docx
@@ -814,7 +814,7 @@
     <w:r>
       <w:tab/>
       <w:tab/>
-      <w:t>2026-07-01</w:t>
+      <w:t>2026-07-02</w:t>
       <w:br/>
       <w:br/>
     </w:r>

--- a/klagomål/A 61178-2025 FSC-klagomål.docx
+++ b/klagomål/A 61178-2025 FSC-klagomål.docx
@@ -814,7 +814,7 @@
     <w:r>
       <w:tab/>
       <w:tab/>
-      <w:t>2026-07-13</w:t>
+      <w:t>2026-07-14</w:t>
       <w:br/>
       <w:br/>
     </w:r>

--- a/klagomål/A 61178-2025 FSC-klagomål.docx
+++ b/klagomål/A 61178-2025 FSC-klagomål.docx
@@ -814,7 +814,7 @@
     <w:r>
       <w:tab/>
       <w:tab/>
-      <w:t>2026-07-14</w:t>
+      <w:t>2026-07-15</w:t>
       <w:br/>
       <w:br/>
     </w:r>

--- a/klagomål/A 61178-2025 FSC-klagomål.docx
+++ b/klagomål/A 61178-2025 FSC-klagomål.docx
@@ -814,7 +814,7 @@
     <w:r>
       <w:tab/>
       <w:tab/>
-      <w:t>2026-07-15</w:t>
+      <w:t>2026-07-16</w:t>
       <w:br/>
       <w:br/>
     </w:r>

--- a/klagomål/A 61178-2025 FSC-klagomål.docx
+++ b/klagomål/A 61178-2025 FSC-klagomål.docx
@@ -814,7 +814,7 @@
     <w:r>
       <w:tab/>
       <w:tab/>
-      <w:t>2026-07-16</w:t>
+      <w:t>2026-07-17</w:t>
       <w:br/>
       <w:br/>
     </w:r>

--- a/klagomål/A 61178-2025 FSC-klagomål.docx
+++ b/klagomål/A 61178-2025 FSC-klagomål.docx
@@ -814,7 +814,7 @@
     <w:r>
       <w:tab/>
       <w:tab/>
-      <w:t>2026-07-17</w:t>
+      <w:t>2026-07-18</w:t>
       <w:br/>
       <w:br/>
     </w:r>

--- a/klagomål/A 61178-2025 FSC-klagomål.docx
+++ b/klagomål/A 61178-2025 FSC-klagomål.docx
@@ -814,7 +814,7 @@
     <w:r>
       <w:tab/>
       <w:tab/>
-      <w:t>2026-07-18</w:t>
+      <w:t>2026-07-19</w:t>
       <w:br/>
       <w:br/>
     </w:r>

--- a/klagomål/A 61178-2025 FSC-klagomål.docx
+++ b/klagomål/A 61178-2025 FSC-klagomål.docx
@@ -814,7 +814,7 @@
     <w:r>
       <w:tab/>
       <w:tab/>
-      <w:t>2026-07-19</w:t>
+      <w:t>2026-07-20</w:t>
       <w:br/>
       <w:br/>
     </w:r>

--- a/klagomål/A 61178-2025 FSC-klagomål.docx
+++ b/klagomål/A 61178-2025 FSC-klagomål.docx
@@ -814,7 +814,7 @@
     <w:r>
       <w:tab/>
       <w:tab/>
-      <w:t>2026-07-20</w:t>
+      <w:t>2026-07-21</w:t>
       <w:br/>
       <w:br/>
     </w:r>

--- a/klagomål/A 61178-2025 FSC-klagomål.docx
+++ b/klagomål/A 61178-2025 FSC-klagomål.docx
@@ -814,7 +814,7 @@
     <w:r>
       <w:tab/>
       <w:tab/>
-      <w:t>2026-07-21</w:t>
+      <w:t>2026-07-22</w:t>
       <w:br/>
       <w:br/>
     </w:r>

--- a/klagomål/A 61178-2025 FSC-klagomål.docx
+++ b/klagomål/A 61178-2025 FSC-klagomål.docx
@@ -814,7 +814,7 @@
     <w:r>
       <w:tab/>
       <w:tab/>
-      <w:t>2026-07-22</w:t>
+      <w:t>2026-07-23</w:t>
       <w:br/>
       <w:br/>
     </w:r>

--- a/klagomål/A 61178-2025 FSC-klagomål.docx
+++ b/klagomål/A 61178-2025 FSC-klagomål.docx
@@ -814,7 +814,7 @@
     <w:r>
       <w:tab/>
       <w:tab/>
-      <w:t>2026-07-23</w:t>
+      <w:t>2026-07-24</w:t>
       <w:br/>
       <w:br/>
     </w:r>

--- a/klagomål/A 61178-2025 FSC-klagomål.docx
+++ b/klagomål/A 61178-2025 FSC-klagomål.docx
@@ -814,7 +814,7 @@
     <w:r>
       <w:tab/>
       <w:tab/>
-      <w:t>2026-07-24</w:t>
+      <w:t>2026-07-25</w:t>
       <w:br/>
       <w:br/>
     </w:r>

--- a/klagomål/A 61178-2025 FSC-klagomål.docx
+++ b/klagomål/A 61178-2025 FSC-klagomål.docx
@@ -814,7 +814,7 @@
     <w:r>
       <w:tab/>
       <w:tab/>
-      <w:t>2026-07-25</w:t>
+      <w:t>2026-07-26</w:t>
       <w:br/>
       <w:br/>
     </w:r>

--- a/klagomål/A 61178-2025 FSC-klagomål.docx
+++ b/klagomål/A 61178-2025 FSC-klagomål.docx
@@ -814,7 +814,7 @@
     <w:r>
       <w:tab/>
       <w:tab/>
-      <w:t>2026-07-26</w:t>
+      <w:t>2026-07-27</w:t>
       <w:br/>
       <w:br/>
     </w:r>

--- a/klagomål/A 61178-2025 FSC-klagomål.docx
+++ b/klagomål/A 61178-2025 FSC-klagomål.docx
@@ -814,7 +814,7 @@
     <w:r>
       <w:tab/>
       <w:tab/>
-      <w:t>2026-07-27</w:t>
+      <w:t>2026-07-28</w:t>
       <w:br/>
       <w:br/>
     </w:r>

--- a/klagomål/A 61178-2025 FSC-klagomål.docx
+++ b/klagomål/A 61178-2025 FSC-klagomål.docx
@@ -814,7 +814,7 @@
     <w:r>
       <w:tab/>
       <w:tab/>
-      <w:t>2026-07-28</w:t>
+      <w:t>2026-07-29</w:t>
       <w:br/>
       <w:br/>
     </w:r>

--- a/klagomål/A 61178-2025 FSC-klagomål.docx
+++ b/klagomål/A 61178-2025 FSC-klagomål.docx
@@ -814,7 +814,7 @@
     <w:r>
       <w:tab/>
       <w:tab/>
-      <w:t>2026-07-29</w:t>
+      <w:t>2026-07-30</w:t>
       <w:br/>
       <w:br/>
     </w:r>

--- a/klagomål/A 61178-2025 FSC-klagomål.docx
+++ b/klagomål/A 61178-2025 FSC-klagomål.docx
@@ -814,7 +814,7 @@
     <w:r>
       <w:tab/>
       <w:tab/>
-      <w:t>2026-07-30</w:t>
+      <w:t>2026-07-31</w:t>
       <w:br/>
       <w:br/>
     </w:r>

--- a/klagomål/A 61178-2025 FSC-klagomål.docx
+++ b/klagomål/A 61178-2025 FSC-klagomål.docx
@@ -814,7 +814,7 @@
     <w:r>
       <w:tab/>
       <w:tab/>
-      <w:t>2026-07-31</w:t>
+      <w:t>2026-08-01</w:t>
       <w:br/>
       <w:br/>
     </w:r>

--- a/klagomål/A 61178-2025 FSC-klagomål.docx
+++ b/klagomål/A 61178-2025 FSC-klagomål.docx
@@ -814,7 +814,7 @@
     <w:r>
       <w:tab/>
       <w:tab/>
-      <w:t>2026-08-01</w:t>
+      <w:t>2026-08-02</w:t>
       <w:br/>
       <w:br/>
     </w:r>

--- a/klagomål/A 61178-2025 FSC-klagomål.docx
+++ b/klagomål/A 61178-2025 FSC-klagomål.docx
@@ -814,7 +814,7 @@
     <w:r>
       <w:tab/>
       <w:tab/>
-      <w:t>2026-08-02</w:t>
+      <w:t>2026-08-03</w:t>
       <w:br/>
       <w:br/>
     </w:r>

--- a/klagomål/A 61178-2025 FSC-klagomål.docx
+++ b/klagomål/A 61178-2025 FSC-klagomål.docx
@@ -814,7 +814,7 @@
     <w:r>
       <w:tab/>
       <w:tab/>
-      <w:t>2026-08-03</w:t>
+      <w:t>2026-08-05</w:t>
       <w:br/>
       <w:br/>
     </w:r>

--- a/klagomål/A 61178-2025 FSC-klagomål.docx
+++ b/klagomål/A 61178-2025 FSC-klagomål.docx
@@ -814,7 +814,7 @@
     <w:r>
       <w:tab/>
       <w:tab/>
-      <w:t>2026-08-05</w:t>
+      <w:t>2026-08-07</w:t>
       <w:br/>
       <w:br/>
     </w:r>

--- a/klagomål/A 61178-2025 FSC-klagomål.docx
+++ b/klagomål/A 61178-2025 FSC-klagomål.docx
@@ -814,7 +814,7 @@
     <w:r>
       <w:tab/>
       <w:tab/>
-      <w:t>2026-08-07</w:t>
+      <w:t>2026-08-08</w:t>
       <w:br/>
       <w:br/>
     </w:r>

--- a/klagomål/A 61178-2025 FSC-klagomål.docx
+++ b/klagomål/A 61178-2025 FSC-klagomål.docx
@@ -216,7 +216,7 @@
         <w:spacing w:after="240"/>
       </w:pPr>
       <w:r>
-        <w:t>Figur 1. Fyndplatser för naturvårdsarter i avverkningsanmälan. Markörer utan svart kant är placerade på fyndplatsen. Markörer med svart kant är placerade vid sidan av fyndplatsen har ett svart streck som visar fyndplatsens exakta position. Kartans mittpunktskoordinat är N 7525425, E 768716 i SWEREF 99 TM.</w:t>
+        <w:t>Figur 1. Fyndplatser för naturvårdsarter i avverkningsanmälan. Markörer utan svart kant är placerade på fyndplatsen. Markörer med svart kant är placerade vid sidan av fyndplatsen och har ett svart streck som visar fyndplatsens exakta position. Kartans mittpunktskoordinat är N 7525425, E 768716 i SWEREF 99 TM.</w:t>
       </w:r>
     </w:p>
     <w:p>
@@ -814,7 +814,7 @@
     <w:r>
       <w:tab/>
       <w:tab/>
-      <w:t>2026-08-14</w:t>
+      <w:t>2026-08-15</w:t>
       <w:br/>
       <w:br/>
     </w:r>

--- a/klagomål/A 61178-2025 FSC-klagomål.docx
+++ b/klagomål/A 61178-2025 FSC-klagomål.docx
@@ -814,7 +814,7 @@
     <w:r>
       <w:tab/>
       <w:tab/>
-      <w:t>2026-08-15</w:t>
+      <w:t>2026-08-16</w:t>
       <w:br/>
       <w:br/>
     </w:r>

--- a/klagomål/A 61178-2025 FSC-klagomål.docx
+++ b/klagomål/A 61178-2025 FSC-klagomål.docx
@@ -814,7 +814,7 @@
     <w:r>
       <w:tab/>
       <w:tab/>
-      <w:t>2026-08-16</w:t>
+      <w:t>2026-08-17</w:t>
       <w:br/>
       <w:br/>
     </w:r>

--- a/klagomål/A 61178-2025 FSC-klagomål.docx
+++ b/klagomål/A 61178-2025 FSC-klagomål.docx
@@ -814,7 +814,7 @@
     <w:r>
       <w:tab/>
       <w:tab/>
-      <w:t>2026-08-17</w:t>
+      <w:t>2026-08-18</w:t>
       <w:br/>
       <w:br/>
     </w:r>

--- a/klagomål/A 61178-2025 FSC-klagomål.docx
+++ b/klagomål/A 61178-2025 FSC-klagomål.docx
@@ -814,7 +814,7 @@
     <w:r>
       <w:tab/>
       <w:tab/>
-      <w:t>2026-08-18</w:t>
+      <w:t>2026-08-19</w:t>
       <w:br/>
       <w:br/>
     </w:r>

--- a/klagomål/A 61178-2025 FSC-klagomål.docx
+++ b/klagomål/A 61178-2025 FSC-klagomål.docx
@@ -814,7 +814,7 @@
     <w:r>
       <w:tab/>
       <w:tab/>
-      <w:t>2026-08-19</w:t>
+      <w:t>2026-08-20</w:t>
       <w:br/>
       <w:br/>
     </w:r>

--- a/klagomål/A 61178-2025 FSC-klagomål.docx
+++ b/klagomål/A 61178-2025 FSC-klagomål.docx
@@ -814,7 +814,7 @@
     <w:r>
       <w:tab/>
       <w:tab/>
-      <w:t>2026-08-20</w:t>
+      <w:t>2026-08-21</w:t>
       <w:br/>
       <w:br/>
     </w:r>

--- a/klagomål/A 61178-2025 FSC-klagomål.docx
+++ b/klagomål/A 61178-2025 FSC-klagomål.docx
@@ -814,7 +814,7 @@
     <w:r>
       <w:tab/>
       <w:tab/>
-      <w:t>2026-08-21</w:t>
+      <w:t>2026-08-22</w:t>
       <w:br/>
       <w:br/>
     </w:r>

--- a/klagomål/A 61178-2025 FSC-klagomål.docx
+++ b/klagomål/A 61178-2025 FSC-klagomål.docx
@@ -814,7 +814,7 @@
     <w:r>
       <w:tab/>
       <w:tab/>
-      <w:t>2026-08-22</w:t>
+      <w:t>2026-08-23</w:t>
       <w:br/>
       <w:br/>
     </w:r>

--- a/klagomål/A 61178-2025 FSC-klagomål.docx
+++ b/klagomål/A 61178-2025 FSC-klagomål.docx
@@ -814,7 +814,7 @@
     <w:r>
       <w:tab/>
       <w:tab/>
-      <w:t>2026-08-23</w:t>
+      <w:t>2026-08-24</w:t>
       <w:br/>
       <w:br/>
     </w:r>

--- a/klagomål/A 61178-2025 FSC-klagomål.docx
+++ b/klagomål/A 61178-2025 FSC-klagomål.docx
@@ -814,7 +814,7 @@
     <w:r>
       <w:tab/>
       <w:tab/>
-      <w:t>2026-08-24</w:t>
+      <w:t>2026-08-25</w:t>
       <w:br/>
       <w:br/>
     </w:r>

--- a/klagomål/A 61178-2025 FSC-klagomål.docx
+++ b/klagomål/A 61178-2025 FSC-klagomål.docx
@@ -814,7 +814,7 @@
     <w:r>
       <w:tab/>
       <w:tab/>
-      <w:t>2026-08-25</w:t>
+      <w:t>2026-08-26</w:t>
       <w:br/>
       <w:br/>
     </w:r>

--- a/klagomål/A 61178-2025 FSC-klagomål.docx
+++ b/klagomål/A 61178-2025 FSC-klagomål.docx
@@ -814,7 +814,7 @@
     <w:r>
       <w:tab/>
       <w:tab/>
-      <w:t>2026-08-26</w:t>
+      <w:t>2026-08-27</w:t>
       <w:br/>
       <w:br/>
     </w:r>

--- a/klagomål/A 61178-2025 FSC-klagomål.docx
+++ b/klagomål/A 61178-2025 FSC-klagomål.docx
@@ -814,7 +814,7 @@
     <w:r>
       <w:tab/>
       <w:tab/>
-      <w:t>2026-08-27</w:t>
+      <w:t>2026-08-28</w:t>
       <w:br/>
       <w:br/>
     </w:r>

--- a/klagomål/A 61178-2025 FSC-klagomål.docx
+++ b/klagomål/A 61178-2025 FSC-klagomål.docx
@@ -814,7 +814,7 @@
     <w:r>
       <w:tab/>
       <w:tab/>
-      <w:t>2026-08-28</w:t>
+      <w:t>2026-08-29</w:t>
       <w:br/>
       <w:br/>
     </w:r>

--- a/klagomål/A 61178-2025 FSC-klagomål.docx
+++ b/klagomål/A 61178-2025 FSC-klagomål.docx
@@ -814,7 +814,7 @@
     <w:r>
       <w:tab/>
       <w:tab/>
-      <w:t>2026-08-29</w:t>
+      <w:t>2026-08-31</w:t>
       <w:br/>
       <w:br/>
     </w:r>

--- a/klagomål/A 61178-2025 FSC-klagomål.docx
+++ b/klagomål/A 61178-2025 FSC-klagomål.docx
@@ -814,7 +814,7 @@
     <w:r>
       <w:tab/>
       <w:tab/>
-      <w:t>2026-08-31</w:t>
+      <w:t>2026-09-01</w:t>
       <w:br/>
       <w:br/>
     </w:r>

--- a/klagomål/A 61178-2025 FSC-klagomål.docx
+++ b/klagomål/A 61178-2025 FSC-klagomål.docx
@@ -814,7 +814,7 @@
     <w:r>
       <w:tab/>
       <w:tab/>
-      <w:t>2026-09-01</w:t>
+      <w:t>2026-09-02</w:t>
       <w:br/>
       <w:br/>
     </w:r>

--- a/klagomål/A 61178-2025 FSC-klagomål.docx
+++ b/klagomål/A 61178-2025 FSC-klagomål.docx
@@ -814,7 +814,7 @@
     <w:r>
       <w:tab/>
       <w:tab/>
-      <w:t>2026-09-02</w:t>
+      <w:t>2026-09-03</w:t>
       <w:br/>
       <w:br/>
     </w:r>

--- a/klagomål/A 61178-2025 FSC-klagomål.docx
+++ b/klagomål/A 61178-2025 FSC-klagomål.docx
@@ -814,7 +814,7 @@
     <w:r>
       <w:tab/>
       <w:tab/>
-      <w:t>2026-09-03</w:t>
+      <w:t>2026-09-04</w:t>
       <w:br/>
       <w:br/>
     </w:r>

--- a/klagomål/A 61178-2025 FSC-klagomål.docx
+++ b/klagomål/A 61178-2025 FSC-klagomål.docx
@@ -814,7 +814,7 @@
     <w:r>
       <w:tab/>
       <w:tab/>
-      <w:t>2026-09-04</w:t>
+      <w:t>2026-09-05</w:t>
       <w:br/>
       <w:br/>
     </w:r>

--- a/klagomål/A 61178-2025 FSC-klagomål.docx
+++ b/klagomål/A 61178-2025 FSC-klagomål.docx
@@ -814,7 +814,7 @@
     <w:r>
       <w:tab/>
       <w:tab/>
-      <w:t>2026-09-05</w:t>
+      <w:t>2026-09-06</w:t>
       <w:br/>
       <w:br/>
     </w:r>

--- a/klagomål/A 61178-2025 FSC-klagomål.docx
+++ b/klagomål/A 61178-2025 FSC-klagomål.docx
@@ -814,7 +814,7 @@
     <w:r>
       <w:tab/>
       <w:tab/>
-      <w:t>2026-09-06</w:t>
+      <w:t>2026-09-07</w:t>
       <w:br/>
       <w:br/>
     </w:r>

--- a/klagomål/A 61178-2025 FSC-klagomål.docx
+++ b/klagomål/A 61178-2025 FSC-klagomål.docx
@@ -814,7 +814,7 @@
     <w:r>
       <w:tab/>
       <w:tab/>
-      <w:t>2026-09-07</w:t>
+      <w:t>2026-09-08</w:t>
       <w:br/>
       <w:br/>
     </w:r>

--- a/klagomål/A 61178-2025 FSC-klagomål.docx
+++ b/klagomål/A 61178-2025 FSC-klagomål.docx
@@ -814,7 +814,7 @@
     <w:r>
       <w:tab/>
       <w:tab/>
-      <w:t>2026-09-08</w:t>
+      <w:t>2026-09-09</w:t>
       <w:br/>
       <w:br/>
     </w:r>

--- a/klagomål/A 61178-2025 FSC-klagomål.docx
+++ b/klagomål/A 61178-2025 FSC-klagomål.docx
@@ -814,7 +814,7 @@
     <w:r>
       <w:tab/>
       <w:tab/>
-      <w:t>2026-09-09</w:t>
+      <w:t>2026-09-10</w:t>
       <w:br/>
       <w:br/>
     </w:r>

--- a/klagomål/A 61178-2025 FSC-klagomål.docx
+++ b/klagomål/A 61178-2025 FSC-klagomål.docx
@@ -814,7 +814,7 @@
     <w:r>
       <w:tab/>
       <w:tab/>
-      <w:t>2026-09-10</w:t>
+      <w:t>2026-09-11</w:t>
       <w:br/>
       <w:br/>
     </w:r>

--- a/klagomål/A 61178-2025 FSC-klagomål.docx
+++ b/klagomål/A 61178-2025 FSC-klagomål.docx
@@ -814,7 +814,7 @@
     <w:r>
       <w:tab/>
       <w:tab/>
-      <w:t>2026-09-11</w:t>
+      <w:t>2026-09-12</w:t>
       <w:br/>
       <w:br/>
     </w:r>

--- a/klagomål/A 61178-2025 FSC-klagomål.docx
+++ b/klagomål/A 61178-2025 FSC-klagomål.docx
@@ -814,7 +814,7 @@
     <w:r>
       <w:tab/>
       <w:tab/>
-      <w:t>2026-09-12</w:t>
+      <w:t>2026-09-13</w:t>
       <w:br/>
       <w:br/>
     </w:r>
